--- a/ZAIC_결과보고서_ZEN.docx
+++ b/ZAIC_결과보고서_ZEN.docx
@@ -9622,7 +9622,7 @@
                 <w:sz w:val="20"/>
                 <w:szCs w:val="20"/>
               </w:rPr>
-              <w:t xml:space="preserve">https://________________________________  (배포 주소 기재)</w:t>
+              <w:t xml:space="preserve">https://zen-ap-manufacturing.netlify.app/</w:t>
             </w:r>
           </w:p>
         </w:tc>

--- a/ZAIC_결과보고서_ZEN.docx
+++ b/ZAIC_결과보고서_ZEN.docx
@@ -8081,7 +8081,355 @@
           <w:sz w:val="26"/>
           <w:szCs w:val="26"/>
         </w:rPr>
-        <w:t xml:space="preserve">6. 심사 기준 대응 (적용성·검증·확산)</w:t>
+        <w:t xml:space="preserve">6. 실제 사용 내역</w:t>
+      </w:r>
+    </w:p>
+    <w:p>
+      <w:pPr>
+        <w:spacing w:after="100" w:before="0" w:line="276"/>
+        <w:jc w:val="left"/>
+      </w:pPr>
+      <w:r>
+        <w:rPr>
+          <w:rFonts w:ascii="맑은 고딕" w:cs="맑은 고딕" w:eastAsia="맑은 고딕" w:hAnsi="맑은 고딕"/>
+          <w:b w:val="false"/>
+          <w:bCs w:val="false"/>
+          <w:i w:val="false"/>
+          <w:iCs w:val="false"/>
+          <w:color w:val="1F2937"/>
+          <w:sz w:val="20"/>
+          <w:szCs w:val="20"/>
+        </w:rPr>
+        <w:t xml:space="preserve">2026년 8월 7일 가동 이후 AP 대전공장 사업3팀 운영에 실제로 사용 중이다. 시연용 데모가 아니라 현장 작업자가 매일 입력하는 데이터가 그대로 판단의 입력이 된다.</w:t>
+      </w:r>
+    </w:p>
+    <w:p>
+      <w:pPr>
+        <w:pStyle w:val="ListParagraph"/>
+        <w:numPr>
+          <w:ilvl w:val="0"/>
+          <w:numId w:val="1"/>
+        </w:numPr>
+        <w:spacing w:after="70" w:line="270"/>
+      </w:pPr>
+      <w:r>
+        <w:rPr>
+          <w:rFonts w:ascii="맑은 고딕" w:cs="맑은 고딕" w:eastAsia="맑은 고딕" w:hAnsi="맑은 고딕"/>
+          <w:b w:val="false"/>
+          <w:bCs w:val="false"/>
+          <w:i w:val="false"/>
+          <w:iCs w:val="false"/>
+          <w:color w:val="1F2937"/>
+          <w:sz w:val="20"/>
+          <w:szCs w:val="20"/>
+        </w:rPr>
+        <w:t xml:space="preserve">적용 업무 : 간접작업(오리콘·P-BOX) 실적 집계 · 세척 우선순위 배차 · 포장재 창고 적치 점검 · 안전 TBM 및 온열 통보 · 주간계획 부하율/필요인원 산출 · 일일·주간·월마감 보고</w:t>
+      </w:r>
+    </w:p>
+    <w:p>
+      <w:pPr>
+        <w:pStyle w:val="ListParagraph"/>
+        <w:numPr>
+          <w:ilvl w:val="0"/>
+          <w:numId w:val="1"/>
+        </w:numPr>
+        <w:spacing w:after="70" w:line="270"/>
+      </w:pPr>
+      <w:r>
+        <w:rPr>
+          <w:rFonts w:ascii="맑은 고딕" w:cs="맑은 고딕" w:eastAsia="맑은 고딕" w:hAnsi="맑은 고딕"/>
+          <w:b w:val="false"/>
+          <w:bCs w:val="false"/>
+          <w:i w:val="false"/>
+          <w:iCs w:val="false"/>
+          <w:color w:val="1F2937"/>
+          <w:sz w:val="20"/>
+          <w:szCs w:val="20"/>
+        </w:rPr>
+        <w:t xml:space="preserve">사용 대상 : 현장 작업자(모바일 실적·점검 입력) · 반장/관리자(관제·판단 확인·조치 처리) · 센터(분석·보고) — 역할별로 보이는 화면과 권한이 분리된다</w:t>
+      </w:r>
+    </w:p>
+    <w:p>
+      <w:pPr>
+        <w:pStyle w:val="ListParagraph"/>
+        <w:numPr>
+          <w:ilvl w:val="0"/>
+          <w:numId w:val="1"/>
+        </w:numPr>
+        <w:spacing w:after="70" w:line="270"/>
+      </w:pPr>
+      <w:r>
+        <w:rPr>
+          <w:rFonts w:ascii="맑은 고딕" w:cs="맑은 고딕" w:eastAsia="맑은 고딕" w:hAnsi="맑은 고딕"/>
+          <w:b w:val="false"/>
+          <w:bCs w:val="false"/>
+          <w:i w:val="false"/>
+          <w:iCs w:val="false"/>
+          <w:color w:val="1F2937"/>
+          <w:sz w:val="20"/>
+          <w:szCs w:val="20"/>
+        </w:rPr>
+        <w:t xml:space="preserve">사용 기간 : 2026-08-07 가동 ~ 현재 (연속 운영)</w:t>
+      </w:r>
+    </w:p>
+    <w:p>
+      <w:pPr>
+        <w:pStyle w:val="ListParagraph"/>
+        <w:numPr>
+          <w:ilvl w:val="0"/>
+          <w:numId w:val="1"/>
+        </w:numPr>
+        <w:spacing w:after="70" w:line="270"/>
+      </w:pPr>
+      <w:r>
+        <w:rPr>
+          <w:rFonts w:ascii="맑은 고딕" w:cs="맑은 고딕" w:eastAsia="맑은 고딕" w:hAnsi="맑은 고딕"/>
+          <w:b w:val="false"/>
+          <w:bCs w:val="false"/>
+          <w:i w:val="false"/>
+          <w:iCs w:val="false"/>
+          <w:color w:val="1F2937"/>
+          <w:sz w:val="20"/>
+          <w:szCs w:val="20"/>
+        </w:rPr>
+        <w:t xml:space="preserve">사용 횟수 : 작업자 실적 입력은 5초 주기로 자동 집계되며, 가동 초기 실측 기준 D1 work_records 22건 · 누계 123.5 PLT · 11,295 EA (2026-08-07~08-21 구간). 플랫폼 판단은 접속 시마다 전 영역 자동 산출되어 일 7건이 기록된다.</w:t>
+      </w:r>
+    </w:p>
+    <w:p>
+      <w:pPr>
+        <w:pStyle w:val="ListParagraph"/>
+        <w:numPr>
+          <w:ilvl w:val="0"/>
+          <w:numId w:val="1"/>
+        </w:numPr>
+        <w:spacing w:after="70" w:line="270"/>
+      </w:pPr>
+      <w:r>
+        <w:rPr>
+          <w:rFonts w:ascii="맑은 고딕" w:cs="맑은 고딕" w:eastAsia="맑은 고딕" w:hAnsi="맑은 고딕"/>
+          <w:b w:val="false"/>
+          <w:bCs w:val="false"/>
+          <w:i w:val="false"/>
+          <w:iCs w:val="false"/>
+          <w:color w:val="1F2937"/>
+          <w:sz w:val="20"/>
+          <w:szCs w:val="20"/>
+        </w:rPr>
+        <w:t xml:space="preserve">입력 경로 : 현장 앱 5종(오리콘·P-BOX, 세척실, 포장재 창고, 젠키퍼 안전, 히트워치)에서 실시간 수신 + 주간계획·CAPA·인원·월정산 엑셀 업로드</w:t>
+      </w:r>
+    </w:p>
+    <w:p>
+      <w:pPr>
+        <w:pStyle w:val="Heading1"/>
+        <w:spacing w:after="130" w:before="300"/>
+      </w:pPr>
+      <w:r>
+        <w:rPr>
+          <w:rFonts w:ascii="맑은 고딕" w:cs="맑은 고딕" w:eastAsia="맑은 고딕" w:hAnsi="맑은 고딕"/>
+          <w:b/>
+          <w:bCs/>
+          <w:color w:val="1F3A5C"/>
+          <w:sz w:val="26"/>
+          <w:szCs w:val="26"/>
+        </w:rPr>
+        <w:t xml:space="preserve">7. 보안 및 윤리 준수</w:t>
+      </w:r>
+    </w:p>
+    <w:p>
+      <w:pPr>
+        <w:spacing w:after="100" w:before="0" w:line="276"/>
+        <w:jc w:val="left"/>
+      </w:pPr>
+      <w:r>
+        <w:rPr>
+          <w:rFonts w:ascii="맑은 고딕" w:cs="맑은 고딕" w:eastAsia="맑은 고딕" w:hAnsi="맑은 고딕"/>
+          <w:b w:val="false"/>
+          <w:bCs w:val="false"/>
+          <w:i w:val="false"/>
+          <w:iCs w:val="false"/>
+          <w:color w:val="1F2937"/>
+          <w:sz w:val="20"/>
+          <w:szCs w:val="20"/>
+        </w:rPr>
+        <w:t xml:space="preserve">운영 중 판단은 생성형 AI가 아니라 코드화된 룰 엔진이 수행한다. 따라서 현장 데이터가 외부 AI 모델로 전송되지 않는다. 이 구조가 본 과제 보안 설계의 핵심이다.</w:t>
+      </w:r>
+    </w:p>
+    <w:p>
+      <w:pPr>
+        <w:pStyle w:val="ListParagraph"/>
+        <w:numPr>
+          <w:ilvl w:val="0"/>
+          <w:numId w:val="1"/>
+        </w:numPr>
+        <w:spacing w:after="70" w:line="270"/>
+      </w:pPr>
+      <w:r>
+        <w:rPr>
+          <w:rFonts w:ascii="맑은 고딕" w:cs="맑은 고딕" w:eastAsia="맑은 고딕" w:hAnsi="맑은 고딕"/>
+          <w:b w:val="false"/>
+          <w:bCs w:val="false"/>
+          <w:i w:val="false"/>
+          <w:iCs w:val="false"/>
+          <w:color w:val="1F2937"/>
+          <w:sz w:val="20"/>
+          <w:szCs w:val="20"/>
+        </w:rPr>
+        <w:t xml:space="preserve">개인정보 : 수집 항목은 실적 입력자 식별을 위한 작업자 성명뿐이다. 주민등록번호·연락처·급여·평가 정보는 수집하지 않는다. 생산성 편차 탐지는 작업 단위 기록을 쓰며, 개인 징계·인사 평가 목적으로 사용하지 않는다.</w:t>
+      </w:r>
+    </w:p>
+    <w:p>
+      <w:pPr>
+        <w:pStyle w:val="ListParagraph"/>
+        <w:numPr>
+          <w:ilvl w:val="0"/>
+          <w:numId w:val="1"/>
+        </w:numPr>
+        <w:spacing w:after="70" w:line="270"/>
+      </w:pPr>
+      <w:r>
+        <w:rPr>
+          <w:rFonts w:ascii="맑은 고딕" w:cs="맑은 고딕" w:eastAsia="맑은 고딕" w:hAnsi="맑은 고딕"/>
+          <w:b w:val="false"/>
+          <w:bCs w:val="false"/>
+          <w:i w:val="false"/>
+          <w:iCs w:val="false"/>
+          <w:color w:val="1F2937"/>
+          <w:sz w:val="20"/>
+          <w:szCs w:val="20"/>
+        </w:rPr>
+        <w:t xml:space="preserve">기밀정보 : 데이터는 사내 계정의 Cloudflare D1과 사용자 브라우저에 보존한다. 외부 SaaS를 경유하지 않으며, 운영 중 외부 LLM API 호출이 없다(토큰 소비 0).</w:t>
+      </w:r>
+    </w:p>
+    <w:p>
+      <w:pPr>
+        <w:pStyle w:val="ListParagraph"/>
+        <w:numPr>
+          <w:ilvl w:val="0"/>
+          <w:numId w:val="1"/>
+        </w:numPr>
+        <w:spacing w:after="70" w:line="270"/>
+      </w:pPr>
+      <w:r>
+        <w:rPr>
+          <w:rFonts w:ascii="맑은 고딕" w:cs="맑은 고딕" w:eastAsia="맑은 고딕" w:hAnsi="맑은 고딕"/>
+          <w:b w:val="false"/>
+          <w:bCs w:val="false"/>
+          <w:i w:val="false"/>
+          <w:iCs w:val="false"/>
+          <w:color w:val="1F2937"/>
+          <w:sz w:val="20"/>
+          <w:szCs w:val="20"/>
+        </w:rPr>
+        <w:t xml:space="preserve">접근 통제 : 비밀번호는 평문을 저장하지 않고 SHA-256 해시로 검증한다. 역할 3단계(현장·관리자·센터)로 메뉴와 데이터 범위를 분리한다.</w:t>
+      </w:r>
+    </w:p>
+    <w:p>
+      <w:pPr>
+        <w:pStyle w:val="ListParagraph"/>
+        <w:numPr>
+          <w:ilvl w:val="0"/>
+          <w:numId w:val="1"/>
+        </w:numPr>
+        <w:spacing w:after="70" w:line="270"/>
+      </w:pPr>
+      <w:r>
+        <w:rPr>
+          <w:rFonts w:ascii="맑은 고딕" w:cs="맑은 고딕" w:eastAsia="맑은 고딕" w:hAnsi="맑은 고딕"/>
+          <w:b w:val="false"/>
+          <w:bCs w:val="false"/>
+          <w:i w:val="false"/>
+          <w:iCs w:val="false"/>
+          <w:color w:val="1F2937"/>
+          <w:sz w:val="20"/>
+          <w:szCs w:val="20"/>
+        </w:rPr>
+        <w:t xml:space="preserve">폐쇄망 대응 : 단일 HTML 파일에 라이브러리까지 내장해 외부 CDN 의존이 없다. 인터넷이 끊겨도 기준 데이터로 동작하며, 지금 보는 값이 실측인지 기준값인지를 화면에 함께 표시한다.</w:t>
+      </w:r>
+    </w:p>
+    <w:p>
+      <w:pPr>
+        <w:pStyle w:val="ListParagraph"/>
+        <w:numPr>
+          <w:ilvl w:val="0"/>
+          <w:numId w:val="1"/>
+        </w:numPr>
+        <w:spacing w:after="70" w:line="270"/>
+      </w:pPr>
+      <w:r>
+        <w:rPr>
+          <w:rFonts w:ascii="맑은 고딕" w:cs="맑은 고딕" w:eastAsia="맑은 고딕" w:hAnsi="맑은 고딕"/>
+          <w:b w:val="false"/>
+          <w:bCs w:val="false"/>
+          <w:i w:val="false"/>
+          <w:iCs w:val="false"/>
+          <w:color w:val="1F2937"/>
+          <w:sz w:val="20"/>
+          <w:szCs w:val="20"/>
+        </w:rPr>
+        <w:t xml:space="preserve">저작권 : 외부 유료 저작물을 사용하지 않았다. 사용한 오픈소스는 라이선스 범위 내에서 내장했고(엑셀 파서 SheetJS 등), 아이콘·도형은 직접 작성한 SVG다. 개발 단계에서 생성형 AI(Claude)를 페어 프로그래밍으로 활용했으며, 산출물은 사업3팀이 직접 검수·수정해 본 과제의 업무 산출물로 귀속한다.</w:t>
+      </w:r>
+    </w:p>
+    <w:p>
+      <w:pPr>
+        <w:pStyle w:val="ListParagraph"/>
+        <w:numPr>
+          <w:ilvl w:val="0"/>
+          <w:numId w:val="1"/>
+        </w:numPr>
+        <w:spacing w:after="70" w:line="270"/>
+      </w:pPr>
+      <w:r>
+        <w:rPr>
+          <w:rFonts w:ascii="맑은 고딕" w:cs="맑은 고딕" w:eastAsia="맑은 고딕" w:hAnsi="맑은 고딕"/>
+          <w:b w:val="false"/>
+          <w:bCs w:val="false"/>
+          <w:i w:val="false"/>
+          <w:iCs w:val="false"/>
+          <w:color w:val="1F2937"/>
+          <w:sz w:val="20"/>
+          <w:szCs w:val="20"/>
+        </w:rPr>
+        <w:t xml:space="preserve">AI 결과 검수 : 판단이 결정론적 룰이므로 같은 입력이면 같은 결과가 나와 재현·감사가 가능하다. 모든 판단에 적용한 기준(룰)과 근거 수치를 화면에 함께 표시해 사람이 즉시 검증할 수 있고, 판단 룰 32개 전체와 현재 발동 중인 룰을 화면에 공개한다. 조치는 완료 처리로 끝나지 않고 조건이 실제로 해소돼야 효과 확인으로 바뀌며, 완료 후에도 조건이 지속되면 효과 없음으로 기록하고 자동 재오픈한다. 오탐·미탐 이력은 임계값 보정에 재사용한다.</w:t>
+      </w:r>
+    </w:p>
+    <w:p>
+      <w:pPr>
+        <w:pStyle w:val="ListParagraph"/>
+        <w:numPr>
+          <w:ilvl w:val="0"/>
+          <w:numId w:val="1"/>
+        </w:numPr>
+        <w:spacing w:after="70" w:line="270"/>
+      </w:pPr>
+      <w:r>
+        <w:rPr>
+          <w:rFonts w:ascii="맑은 고딕" w:cs="맑은 고딕" w:eastAsia="맑은 고딕" w:hAnsi="맑은 고딕"/>
+          <w:b w:val="false"/>
+          <w:bCs w:val="false"/>
+          <w:i w:val="false"/>
+          <w:iCs w:val="false"/>
+          <w:color w:val="1F2937"/>
+          <w:sz w:val="20"/>
+          <w:szCs w:val="20"/>
+        </w:rPr>
+        <w:t xml:space="preserve">한계 고지 : 생산·품질 영역은 아직 기준 데이터 기반이며 실측 연동 전이다. 성과 수치는 측정 구간과 표본 수를 함께 표기했다.</w:t>
+      </w:r>
+    </w:p>
+    <w:p>
+      <w:pPr>
+        <w:pStyle w:val="Heading1"/>
+        <w:spacing w:after="130" w:before="300"/>
+      </w:pPr>
+      <w:r>
+        <w:rPr>
+          <w:rFonts w:ascii="맑은 고딕" w:cs="맑은 고딕" w:eastAsia="맑은 고딕" w:hAnsi="맑은 고딕"/>
+          <w:b/>
+          <w:bCs/>
+          <w:color w:val="1F3A5C"/>
+          <w:sz w:val="26"/>
+          <w:szCs w:val="26"/>
+        </w:rPr>
+        <w:t xml:space="preserve">8. 심사 기준 대응 (적용성·검증·확산)</w:t>
       </w:r>
     </w:p>
     <w:tbl>
@@ -9365,7 +9713,7 @@
           <w:sz w:val="26"/>
           <w:szCs w:val="26"/>
         </w:rPr>
-        <w:t xml:space="preserve">7. 결론 및 확산 계획</w:t>
+        <w:t xml:space="preserve">9. 결론 및 확산 계획</w:t>
       </w:r>
     </w:p>
     <w:p>
@@ -9458,6 +9806,163 @@
     </w:p>
     <w:p>
       <w:pPr>
+        <w:spacing w:after="100" w:before="0" w:line="276"/>
+        <w:jc w:val="left"/>
+      </w:pPr>
+      <w:r>
+        <w:rPr>
+          <w:rFonts w:ascii="맑은 고딕" w:cs="맑은 고딕" w:eastAsia="맑은 고딕" w:hAnsi="맑은 고딕"/>
+          <w:b w:val="false"/>
+          <w:bCs w:val="false"/>
+          <w:i w:val="false"/>
+          <w:iCs w:val="false"/>
+          <w:color w:val="1F2937"/>
+          <w:sz w:val="20"/>
+          <w:szCs w:val="20"/>
+        </w:rPr>
+        <w:t xml:space="preserve">제출 요건 대응 위치</w:t>
+      </w:r>
+    </w:p>
+    <w:p>
+      <w:pPr>
+        <w:pStyle w:val="ListParagraph"/>
+        <w:numPr>
+          <w:ilvl w:val="0"/>
+          <w:numId w:val="1"/>
+        </w:numPr>
+        <w:spacing w:after="70" w:line="270"/>
+      </w:pPr>
+      <w:r>
+        <w:rPr>
+          <w:rFonts w:ascii="맑은 고딕" w:cs="맑은 고딕" w:eastAsia="맑은 고딕" w:hAnsi="맑은 고딕"/>
+          <w:b w:val="false"/>
+          <w:bCs w:val="false"/>
+          <w:i w:val="false"/>
+          <w:iCs w:val="false"/>
+          <w:color w:val="1F2937"/>
+          <w:sz w:val="20"/>
+          <w:szCs w:val="20"/>
+        </w:rPr>
+        <w:t xml:space="preserve">① 과제 개요 — 2장(과제 개요) · 4장(구현 결과)</w:t>
+      </w:r>
+    </w:p>
+    <w:p>
+      <w:pPr>
+        <w:pStyle w:val="ListParagraph"/>
+        <w:numPr>
+          <w:ilvl w:val="0"/>
+          <w:numId w:val="1"/>
+        </w:numPr>
+        <w:spacing w:after="70" w:line="270"/>
+      </w:pPr>
+      <w:r>
+        <w:rPr>
+          <w:rFonts w:ascii="맑은 고딕" w:cs="맑은 고딕" w:eastAsia="맑은 고딕" w:hAnsi="맑은 고딕"/>
+          <w:b w:val="false"/>
+          <w:bCs w:val="false"/>
+          <w:i w:val="false"/>
+          <w:iCs w:val="false"/>
+          <w:color w:val="1F2937"/>
+          <w:sz w:val="20"/>
+          <w:szCs w:val="20"/>
+        </w:rPr>
+        <w:t xml:space="preserve">② 실제 사용 내역 — 6장(실제 사용 내역)</w:t>
+      </w:r>
+    </w:p>
+    <w:p>
+      <w:pPr>
+        <w:pStyle w:val="ListParagraph"/>
+        <w:numPr>
+          <w:ilvl w:val="0"/>
+          <w:numId w:val="1"/>
+        </w:numPr>
+        <w:spacing w:after="70" w:line="270"/>
+      </w:pPr>
+      <w:r>
+        <w:rPr>
+          <w:rFonts w:ascii="맑은 고딕" w:cs="맑은 고딕" w:eastAsia="맑은 고딕" w:hAnsi="맑은 고딕"/>
+          <w:b w:val="false"/>
+          <w:bCs w:val="false"/>
+          <w:i w:val="false"/>
+          <w:iCs w:val="false"/>
+          <w:color w:val="1F2937"/>
+          <w:sz w:val="20"/>
+          <w:szCs w:val="20"/>
+        </w:rPr>
+        <w:t xml:space="preserve">③ 적용 성과 — 1장(핵심 요약) · 3장(반복업무 소요시간 절감, 측정방법·근거 포함)</w:t>
+      </w:r>
+    </w:p>
+    <w:p>
+      <w:pPr>
+        <w:pStyle w:val="ListParagraph"/>
+        <w:numPr>
+          <w:ilvl w:val="0"/>
+          <w:numId w:val="1"/>
+        </w:numPr>
+        <w:spacing w:after="70" w:line="270"/>
+      </w:pPr>
+      <w:r>
+        <w:rPr>
+          <w:rFonts w:ascii="맑은 고딕" w:cs="맑은 고딕" w:eastAsia="맑은 고딕" w:hAnsi="맑은 고딕"/>
+          <w:b w:val="false"/>
+          <w:bCs w:val="false"/>
+          <w:i w:val="false"/>
+          <w:iCs w:val="false"/>
+          <w:color w:val="1F2937"/>
+          <w:sz w:val="20"/>
+          <w:szCs w:val="20"/>
+        </w:rPr>
+        <w:t xml:space="preserve">④ 보안 및 윤리 준수 — 7장(보안 및 윤리 준수)</w:t>
+      </w:r>
+    </w:p>
+    <w:p>
+      <w:pPr>
+        <w:pStyle w:val="ListParagraph"/>
+        <w:numPr>
+          <w:ilvl w:val="0"/>
+          <w:numId w:val="1"/>
+        </w:numPr>
+        <w:spacing w:after="70" w:line="270"/>
+      </w:pPr>
+      <w:r>
+        <w:rPr>
+          <w:rFonts w:ascii="맑은 고딕" w:cs="맑은 고딕" w:eastAsia="맑은 고딕" w:hAnsi="맑은 고딕"/>
+          <w:b w:val="false"/>
+          <w:bCs w:val="false"/>
+          <w:i w:val="false"/>
+          <w:iCs w:val="false"/>
+          <w:color w:val="1F2937"/>
+          <w:sz w:val="20"/>
+          <w:szCs w:val="20"/>
+        </w:rPr>
+        <w:t xml:space="preserve">⑤ 향후 활용계획 — 9장(결론 및 확산 계획)</w:t>
+      </w:r>
+    </w:p>
+    <w:p>
+      <w:pPr>
+        <w:pStyle w:val="ListParagraph"/>
+        <w:numPr>
+          <w:ilvl w:val="0"/>
+          <w:numId w:val="1"/>
+        </w:numPr>
+        <w:spacing w:after="70" w:line="270"/>
+      </w:pPr>
+      <w:r>
+        <w:rPr>
+          <w:rFonts w:ascii="맑은 고딕" w:cs="맑은 고딕" w:eastAsia="맑은 고딕" w:hAnsi="맑은 고딕"/>
+          <w:b w:val="false"/>
+          <w:bCs w:val="false"/>
+          <w:i w:val="false"/>
+          <w:iCs w:val="false"/>
+          <w:color w:val="1F2937"/>
+          <w:sz w:val="20"/>
+          <w:szCs w:val="20"/>
+        </w:rPr>
+        <w:t xml:space="preserve">⑥ 결과물 확인자료 — 10장(첨부: 접속 URL·사용방법·화면 구성) · 보고자료 PPT · 데모 영상</w:t>
+      </w:r>
+    </w:p>
+    <w:p>
+      <w:pPr>
         <w:pStyle w:val="Heading1"/>
         <w:spacing w:after="130" w:before="300"/>
       </w:pPr>
@@ -9470,7 +9975,7 @@
           <w:sz w:val="26"/>
           <w:szCs w:val="26"/>
         </w:rPr>
-        <w:t xml:space="preserve">8. 첨부</w:t>
+        <w:t xml:space="preserve">10. 첨부</w:t>
       </w:r>
     </w:p>
     <w:tbl>

--- a/ZAIC_결과보고서_ZEN.docx
+++ b/ZAIC_결과보고서_ZEN.docx
@@ -300,7 +300,7 @@
                 <w:sz w:val="19"/>
                 <w:szCs w:val="19"/>
               </w:rPr>
-              <w:t xml:space="preserve">아모레퍼시픽(코스비전) AP 대전공장 — 화장품·생활용품 충진·포장 및 세척·물류 지원 공정 (현장 인력 약 360명)</w:t>
+              <w:t xml:space="preserve">아모레퍼시픽(코스비전) AP 대전공장 — 화장품·생활용품 충진·포장 및 세척·물류 지원 공정 (현장 인력 272명: 생산도급 174·업무도급 98)</w:t>
             </w:r>
           </w:p>
         </w:tc>
@@ -8581,7 +8581,7 @@
                 <w:sz w:val="19"/>
                 <w:szCs w:val="19"/>
               </w:rPr>
-              <w:t xml:space="preserve">현장 360명 규모 실제 도급 운영 데이터 기반. 역할(현장/관리자/센터)별 화면 분리, 엑셀 업로드와 현장 앱 실시간 연동(간접작업 실적·세척실·기상 실황·창고 적치 4종)으로 실사용.</w:t>
+              <w:t xml:space="preserve">현장 272명 규모 실제 도급 운영 데이터 기반. 역할(현장/관리자/센터)별 화면 분리, 엑셀 업로드와 현장 앱 실시간 연동(간접작업 실적·세척실·기상 실황·창고 적치 4종)으로 실사용.</w:t>
             </w:r>
           </w:p>
         </w:tc>

--- a/ZAIC_결과보고서_ZEN.docx
+++ b/ZAIC_결과보고서_ZEN.docx
@@ -1866,6 +1866,132 @@
           <w:szCs w:val="20"/>
         </w:rPr>
         <w:t xml:space="preserve">담당자 의존 : 판단 기준이 개인 경험에 내재 → 인수인계·확산 불가</w:t>
+      </w:r>
+    </w:p>
+    <w:p>
+      <w:pPr>
+        <w:spacing w:after="60" w:before="0" w:line="276"/>
+        <w:jc w:val="left"/>
+      </w:pPr>
+      <w:r>
+        <w:rPr>
+          <w:rFonts w:ascii="맑은 고딕" w:cs="맑은 고딕" w:eastAsia="맑은 고딕" w:hAnsi="맑은 고딕"/>
+          <w:b/>
+          <w:bCs/>
+          <w:i w:val="false"/>
+          <w:iCs w:val="false"/>
+          <w:color w:val="1F3A5C"/>
+          <w:sz w:val="20"/>
+          <w:szCs w:val="20"/>
+        </w:rPr>
+        <w:t xml:space="preserve">문제의 원인과 해결 순서</w:t>
+      </w:r>
+    </w:p>
+    <w:p>
+      <w:pPr>
+        <w:spacing w:after="100" w:before="0" w:line="276"/>
+        <w:jc w:val="left"/>
+      </w:pPr>
+      <w:r>
+        <w:rPr>
+          <w:rFonts w:ascii="맑은 고딕" w:cs="맑은 고딕" w:eastAsia="맑은 고딕" w:hAnsi="맑은 고딕"/>
+          <w:b w:val="false"/>
+          <w:bCs w:val="false"/>
+          <w:i w:val="false"/>
+          <w:iCs w:val="false"/>
+          <w:color w:val="1F2937"/>
+          <w:sz w:val="20"/>
+          <w:szCs w:val="20"/>
+        </w:rPr>
+        <w:t xml:space="preserve">원인은 두 가지다. 판단 기준이 문서화되지 않은 채 담당자 경험에 있고(담당자 의존), 데이터가 항목별 엑셀로 흩어져 있어(데이터 분산) 합산·계산·보고가 모두 수작업이 된다. 따라서 ① 판단 기준을 룰로 명문화하고 ② 데이터를 한곳에 모은 뒤 ③ 탐지–조치–보고를 자동화하는 순서로 설계했다.</w:t>
+      </w:r>
+    </w:p>
+    <w:p>
+      <w:pPr>
+        <w:spacing w:after="60" w:before="0" w:line="276"/>
+        <w:jc w:val="left"/>
+      </w:pPr>
+      <w:r>
+        <w:rPr>
+          <w:rFonts w:ascii="맑은 고딕" w:cs="맑은 고딕" w:eastAsia="맑은 고딕" w:hAnsi="맑은 고딕"/>
+          <w:b/>
+          <w:bCs/>
+          <w:i w:val="false"/>
+          <w:iCs w:val="false"/>
+          <w:color w:val="1F3A5C"/>
+          <w:sz w:val="20"/>
+          <w:szCs w:val="20"/>
+        </w:rPr>
+        <w:t xml:space="preserve">AI 활용 방법</w:t>
+      </w:r>
+    </w:p>
+    <w:p>
+      <w:pPr>
+        <w:pStyle w:val="ListParagraph"/>
+        <w:numPr>
+          <w:ilvl w:val="0"/>
+          <w:numId w:val="1"/>
+        </w:numPr>
+        <w:spacing w:after="70" w:line="270"/>
+      </w:pPr>
+      <w:r>
+        <w:rPr>
+          <w:rFonts w:ascii="맑은 고딕" w:cs="맑은 고딕" w:eastAsia="맑은 고딕" w:hAnsi="맑은 고딕"/>
+          <w:b w:val="false"/>
+          <w:bCs w:val="false"/>
+          <w:i w:val="false"/>
+          <w:iCs w:val="false"/>
+          <w:color w:val="1F2937"/>
+          <w:sz w:val="20"/>
+          <w:szCs w:val="20"/>
+        </w:rPr>
+        <w:t xml:space="preserve">개발 단계 : 생성형 AI(Claude)와 페어 프로그래밍으로 관리자 판단 기준의 정량화(룰 32개)와 화면·현장 앱 연동을 구현했다. 산출물은 사업3팀이 직접 검수·수정했다.</w:t>
+      </w:r>
+    </w:p>
+    <w:p>
+      <w:pPr>
+        <w:pStyle w:val="ListParagraph"/>
+        <w:numPr>
+          <w:ilvl w:val="0"/>
+          <w:numId w:val="1"/>
+        </w:numPr>
+        <w:spacing w:after="70" w:line="270"/>
+      </w:pPr>
+      <w:r>
+        <w:rPr>
+          <w:rFonts w:ascii="맑은 고딕" w:cs="맑은 고딕" w:eastAsia="맑은 고딕" w:hAnsi="맑은 고딕"/>
+          <w:b w:val="false"/>
+          <w:bCs w:val="false"/>
+          <w:i w:val="false"/>
+          <w:iCs w:val="false"/>
+          <w:color w:val="1F2937"/>
+          <w:sz w:val="20"/>
+          <w:szCs w:val="20"/>
+        </w:rPr>
+        <w:t xml:space="preserve">운영 단계 : 판단은 외부 AI 호출 없이 코드화된 룰 엔진이 수행한다. 같은 입력이면 같은 결과가 나오고, 적용한 기준과 근거 수치를 화면에 함께 표시한다.</w:t>
+      </w:r>
+    </w:p>
+    <w:p>
+      <w:pPr>
+        <w:pStyle w:val="ListParagraph"/>
+        <w:numPr>
+          <w:ilvl w:val="0"/>
+          <w:numId w:val="1"/>
+        </w:numPr>
+        <w:spacing w:after="70" w:line="270"/>
+      </w:pPr>
+      <w:r>
+        <w:rPr>
+          <w:rFonts w:ascii="맑은 고딕" w:cs="맑은 고딕" w:eastAsia="맑은 고딕" w:hAnsi="맑은 고딕"/>
+          <w:b w:val="false"/>
+          <w:bCs w:val="false"/>
+          <w:i w:val="false"/>
+          <w:iCs w:val="false"/>
+          <w:color w:val="1F2937"/>
+          <w:sz w:val="20"/>
+          <w:szCs w:val="20"/>
+        </w:rPr>
+        <w:t xml:space="preserve">자동 생성 : 일일·월마감 보고문, 조치 문안, OPL 교육자료를 현장 데이터로 자동 작성해 수기 작성 시간을 줄인다.</w:t>
       </w:r>
     </w:p>
     <w:p>
@@ -8320,7 +8446,7 @@
           <w:sz w:val="20"/>
           <w:szCs w:val="20"/>
         </w:rPr>
-        <w:t xml:space="preserve">접근 통제 : 비밀번호는 평문을 저장하지 않고 SHA-256 해시로 검증한다. 역할 3단계(현장·관리자·센터)로 메뉴와 데이터 범위를 분리한다.</w:t>
+        <w:t xml:space="preserve">접근 통제 : 플랫폼 본체의 접속 PIN은 평문 없이 SHA-256 해시로 검증하고, 5회 오입력 시 30초간 잠그며, 30분 미사용 시 자동으로 로그아웃한다. 역할 3단계(현장·관리자·센터)로 메뉴와 데이터 범위를 분리한다.</w:t>
       </w:r>
     </w:p>
     <w:p>
@@ -8343,7 +8469,7 @@
           <w:sz w:val="20"/>
           <w:szCs w:val="20"/>
         </w:rPr>
-        <w:t xml:space="preserve">폐쇄망 대응 : 단일 HTML 파일에 라이브러리까지 내장해 외부 CDN 의존이 없다. 인터넷이 끊겨도 기준 데이터로 동작하며, 지금 보는 값이 실측인지 기준값인지를 화면에 함께 표시한다.</w:t>
+        <w:t xml:space="preserve">폐쇄망 대응 : 플랫폼 본체는 단일 HTML 파일에 라이브러리까지 내장해 외부 CDN 없이 동작한다. 인터넷이 끊겨도 기준 데이터로 동작하며, 지금 보는 값이 실측인지 기준값인지를 화면에 함께 표시한다. 일부 현장 앱(세이프티 보이스 관리자·히트워치·인력 T/O 계산기)은 차트·글꼴을 외부에서 불러와, 연결이 끊기면 해당 화면의 표시에만 영향이 있다.</w:t>
       </w:r>
     </w:p>
     <w:p>
@@ -8412,7 +8538,30 @@
           <w:sz w:val="20"/>
           <w:szCs w:val="20"/>
         </w:rPr>
-        <w:t xml:space="preserve">한계 고지 : 생산·품질 영역은 아직 기준 데이터 기반이며 실측 연동 전이다. 성과 수치는 측정 구간과 표본 수를 함께 표기했다.</w:t>
+        <w:t xml:space="preserve">위험 대응 : 외부 연동이 끊기면 마지막 값과 기준값을 유지하고 연결 상태를 표시한다. 업로드한 엑셀 값은 태그 문자를 제거해 화면 삽입(XSS)을 막고, 잘못 올린 기준은 ‘내장값으로 되돌리기’로 복원한다. 판단 오류는 조치 효과 확인과 오탐·미탐 이력으로 보정한다.</w:t>
+      </w:r>
+    </w:p>
+    <w:p>
+      <w:pPr>
+        <w:pStyle w:val="ListParagraph"/>
+        <w:numPr>
+          <w:ilvl w:val="0"/>
+          <w:numId w:val="1"/>
+        </w:numPr>
+        <w:spacing w:after="70" w:line="270"/>
+      </w:pPr>
+      <w:r>
+        <w:rPr>
+          <w:rFonts w:ascii="맑은 고딕" w:cs="맑은 고딕" w:eastAsia="맑은 고딕" w:hAnsi="맑은 고딕"/>
+          <w:b w:val="false"/>
+          <w:bCs w:val="false"/>
+          <w:i w:val="false"/>
+          <w:iCs w:val="false"/>
+          <w:color w:val="1F2937"/>
+          <w:sz w:val="20"/>
+          <w:szCs w:val="20"/>
+        </w:rPr>
+        <w:t xml:space="preserve">한계 고지 : 생산·품질 영역은 아직 기준 데이터 기반이며 실측 연동 전이다. 성과 수치는 측정 구간과 표본 수를 함께 표기했다. 접속 PIN은 업무용 간이 접근 통제(브라우저 내 검증)이며 민감정보는 저장하지 않는다. 현장 앱별 관리자 비밀번호 관리 방식의 통일(해시 전환)은 개선 과제로 둔다.</w:t>
       </w:r>
     </w:p>
     <w:p>
@@ -8429,7 +8578,7 @@
           <w:sz w:val="26"/>
           <w:szCs w:val="26"/>
         </w:rPr>
-        <w:t xml:space="preserve">8. 심사 기준 대응 (적용성·검증·확산)</w:t>
+        <w:t xml:space="preserve">8. 심사 기준 대응 (가~라)</w:t>
       </w:r>
     </w:p>
     <w:tbl>
@@ -8549,7 +8698,7 @@
                 <w:sz w:val="19"/>
                 <w:szCs w:val="19"/>
               </w:rPr>
-              <w:t xml:space="preserve">실제 업무 적용성</w:t>
+              <w:t xml:space="preserve">가. 생산성·성과</w:t>
             </w:r>
           </w:p>
         </w:tc>
@@ -8581,7 +8730,7 @@
                 <w:sz w:val="19"/>
                 <w:szCs w:val="19"/>
               </w:rPr>
-              <w:t xml:space="preserve">현장 272명 규모 실제 도급 운영 데이터 기반. 역할(현장/관리자/센터)별 화면 분리, 엑셀 업로드와 현장 앱 실시간 연동(간접작업 실적·세척실·기상 실황·창고 적치 4종)으로 실사용.</w:t>
+              <w:t xml:space="preserve">반복업무 월 33.6시간 절감, 일일 운영보고 60→5분(▼92%) 등 적용 전·후 소요시간 실측(1·3장). 룰 등록현황 32개, TBM·폭염 통보 점검이력 100%, 조치율과 효과 확인율의 분리 집계로 성과 근거를 남긴다.</w:t>
             </w:r>
           </w:p>
         </w:tc>
@@ -8593,7 +8742,7 @@
         <w:tc>
           <w:tcPr>
             <w:tcW w:type="dxa" w:w="2000"/>
-            <w:shd w:fill="F5F8FC" w:color="auto" w:val="clear"/>
+            <w:shd w:fill="FFFFFF" w:color="auto" w:val="clear"/>
             <w:tcMar>
               <w:top w:type="dxa" w:w="55"/>
               <w:left w:type="dxa" w:w="90"/>
@@ -8618,39 +8767,39 @@
                 <w:sz w:val="19"/>
                 <w:szCs w:val="19"/>
               </w:rPr>
-              <w:t xml:space="preserve">성과 검증 가능성</w:t>
+              <w:t xml:space="preserve">나. 업무 문제해결</w:t>
             </w:r>
           </w:p>
         </w:tc>
         <w:tc>
           <w:tcPr>
             <w:tcW w:type="dxa" w:w="7020"/>
-            <w:shd w:fill="F5F8FC" w:color="auto" w:val="clear"/>
-            <w:tcMar>
-              <w:top w:type="dxa" w:w="55"/>
-              <w:left w:type="dxa" w:w="90"/>
-              <w:bottom w:type="dxa" w:w="55"/>
-              <w:right w:type="dxa" w:w="90"/>
-            </w:tcMar>
-            <w:vAlign w:val="center"/>
-          </w:tcPr>
-          <w:p>
-            <w:pPr>
-              <w:spacing w:after="0" w:line="262"/>
-              <w:jc w:val="center"/>
-            </w:pPr>
-            <w:r>
-              <w:rPr>
-                <w:rFonts w:ascii="맑은 고딕" w:cs="맑은 고딕" w:eastAsia="맑은 고딕" w:hAnsi="맑은 고딕"/>
-                <w:b w:val="false"/>
-                <w:bCs w:val="false"/>
-                <w:i w:val="false"/>
-                <w:iCs w:val="false"/>
-                <w:color w:val="1F2937"/>
-                <w:sz w:val="19"/>
-                <w:szCs w:val="19"/>
-              </w:rPr>
-              <w:t xml:space="preserve">반복업무 소요시간 적용 전·후 실측(3장), 시스템 로그(재배치·지연오더 인지율), 룰 등록현황(32개), 점검 이력(TBM·폭염 통보 100%)으로 검증.</w:t>
+            <w:shd w:fill="FFFFFF" w:color="auto" w:val="clear"/>
+            <w:tcMar>
+              <w:top w:type="dxa" w:w="55"/>
+              <w:left w:type="dxa" w:w="90"/>
+              <w:bottom w:type="dxa" w:w="55"/>
+              <w:right w:type="dxa" w:w="90"/>
+            </w:tcMar>
+            <w:vAlign w:val="center"/>
+          </w:tcPr>
+          <w:p>
+            <w:pPr>
+              <w:spacing w:after="0" w:line="262"/>
+              <w:jc w:val="center"/>
+            </w:pPr>
+            <w:r>
+              <w:rPr>
+                <w:rFonts w:ascii="맑은 고딕" w:cs="맑은 고딕" w:eastAsia="맑은 고딕" w:hAnsi="맑은 고딕"/>
+                <w:b w:val="false"/>
+                <w:bCs w:val="false"/>
+                <w:i w:val="false"/>
+                <w:iCs w:val="false"/>
+                <w:color w:val="1F2937"/>
+                <w:sz w:val="19"/>
+                <w:szCs w:val="19"/>
+              </w:rPr>
+              <w:t xml:space="preserve">문제와 원인(데이터 분산·수기 보고·담당자 의존)을 2장에 구조화하고, 판단 기준 32개 코드화(5장)와 탐지–조치–보고 자동화(4장)로 해결. 개발은 생성형 AI 페어 프로그래밍, 운영은 재현 가능한 룰 엔진.</w:t>
             </w:r>
           </w:p>
         </w:tc>
@@ -8687,7 +8836,7 @@
                 <w:sz w:val="19"/>
                 <w:szCs w:val="19"/>
               </w:rPr>
-              <w:t xml:space="preserve">확산 가능성</w:t>
+              <w:t xml:space="preserve">다. 보안·윤리준수</w:t>
             </w:r>
           </w:p>
         </w:tc>
@@ -8719,7 +8868,76 @@
                 <w:sz w:val="19"/>
                 <w:szCs w:val="19"/>
               </w:rPr>
-              <w:t xml:space="preserve">다품종 교대 도급 현장의 공통 구조적 문제를 대상으로 설계. 사업장·공정별 모듈 구조 → 제조사업부 타 사업장 순차 확대(단계 계획 7장).</w:t>
+              <w:t xml:space="preserve">외부 AI 모델로 데이터 전송 없음, 수집 개인정보는 작업자 성명뿐, 저작권(오픈소스 라이선스 범위 내 사용·직접 작성 SVG), 판단 근거 화면 표시와 효과 확인·재오픈으로 결과 검수, 연동 단절·입력값 위험 대응(7장).</w:t>
+            </w:r>
+          </w:p>
+        </w:tc>
+      </w:tr>
+      <w:tr>
+        <w:trPr>
+          <w:tblHeader w:val="false"/>
+        </w:trPr>
+        <w:tc>
+          <w:tcPr>
+            <w:tcW w:type="dxa" w:w="2000"/>
+            <w:shd w:fill="FFFFFF" w:color="auto" w:val="clear"/>
+            <w:tcMar>
+              <w:top w:type="dxa" w:w="55"/>
+              <w:left w:type="dxa" w:w="90"/>
+              <w:bottom w:type="dxa" w:w="55"/>
+              <w:right w:type="dxa" w:w="90"/>
+            </w:tcMar>
+            <w:vAlign w:val="center"/>
+          </w:tcPr>
+          <w:p>
+            <w:pPr>
+              <w:spacing w:after="0" w:line="262"/>
+              <w:jc w:val="left"/>
+            </w:pPr>
+            <w:r>
+              <w:rPr>
+                <w:rFonts w:ascii="맑은 고딕" w:cs="맑은 고딕" w:eastAsia="맑은 고딕" w:hAnsi="맑은 고딕"/>
+                <w:b w:val="false"/>
+                <w:bCs w:val="false"/>
+                <w:i w:val="false"/>
+                <w:iCs w:val="false"/>
+                <w:color w:val="1F2937"/>
+                <w:sz w:val="19"/>
+                <w:szCs w:val="19"/>
+              </w:rPr>
+              <w:t xml:space="preserve">라. 적용·지속가능성</w:t>
+            </w:r>
+          </w:p>
+        </w:tc>
+        <w:tc>
+          <w:tcPr>
+            <w:tcW w:type="dxa" w:w="7020"/>
+            <w:shd w:fill="FFFFFF" w:color="auto" w:val="clear"/>
+            <w:tcMar>
+              <w:top w:type="dxa" w:w="55"/>
+              <w:left w:type="dxa" w:w="90"/>
+              <w:bottom w:type="dxa" w:w="55"/>
+              <w:right w:type="dxa" w:w="90"/>
+            </w:tcMar>
+            <w:vAlign w:val="center"/>
+          </w:tcPr>
+          <w:p>
+            <w:pPr>
+              <w:spacing w:after="0" w:line="262"/>
+              <w:jc w:val="center"/>
+            </w:pPr>
+            <w:r>
+              <w:rPr>
+                <w:rFonts w:ascii="맑은 고딕" w:cs="맑은 고딕" w:eastAsia="맑은 고딕" w:hAnsi="맑은 고딕"/>
+                <w:b w:val="false"/>
+                <w:bCs w:val="false"/>
+                <w:i w:val="false"/>
+                <w:iCs w:val="false"/>
+                <w:color w:val="1F2937"/>
+                <w:sz w:val="19"/>
+                <w:szCs w:val="19"/>
+              </w:rPr>
+              <w:t xml:space="preserve">현장 272명 규모 실사용과 현장 앱 실시간 연동 4종(6장), 엑셀 업로드로 기준 갱신·내장값 복원, GitHub 이력·Netlify 자동 배포로 유지관리, 제조사업부 타 사업장 단계 확대(9장).</w:t>
             </w:r>
           </w:p>
         </w:tc>
@@ -9802,6 +10020,94 @@
           <w:szCs w:val="20"/>
         </w:rPr>
         <w:t xml:space="preserve">3단계 : 사업장·공정별 모듈로 제조사업부 타 사업장 순차 확대</w:t>
+      </w:r>
+    </w:p>
+    <w:p>
+      <w:pPr>
+        <w:spacing w:after="60" w:before="0" w:line="276"/>
+        <w:jc w:val="left"/>
+      </w:pPr>
+      <w:r>
+        <w:rPr>
+          <w:rFonts w:ascii="맑은 고딕" w:cs="맑은 고딕" w:eastAsia="맑은 고딕" w:hAnsi="맑은 고딕"/>
+          <w:b/>
+          <w:bCs/>
+          <w:i w:val="false"/>
+          <w:iCs w:val="false"/>
+          <w:color w:val="1F3A5C"/>
+          <w:sz w:val="20"/>
+          <w:szCs w:val="20"/>
+        </w:rPr>
+        <w:t xml:space="preserve">지속 운영·유지관리 방안</w:t>
+      </w:r>
+    </w:p>
+    <w:p>
+      <w:pPr>
+        <w:pStyle w:val="ListParagraph"/>
+        <w:numPr>
+          <w:ilvl w:val="0"/>
+          <w:numId w:val="1"/>
+        </w:numPr>
+        <w:spacing w:after="70" w:line="270"/>
+      </w:pPr>
+      <w:r>
+        <w:rPr>
+          <w:rFonts w:ascii="맑은 고딕" w:cs="맑은 고딕" w:eastAsia="맑은 고딕" w:hAnsi="맑은 고딕"/>
+          <w:b w:val="false"/>
+          <w:bCs w:val="false"/>
+          <w:i w:val="false"/>
+          <w:iCs w:val="false"/>
+          <w:color w:val="1F2937"/>
+          <w:sz w:val="20"/>
+          <w:szCs w:val="20"/>
+        </w:rPr>
+        <w:t xml:space="preserve">운영 담당 : 사업3팀이 판단 룰 임계값과 기준 데이터(CAPA·인원) 갱신을 담당한다.</w:t>
+      </w:r>
+    </w:p>
+    <w:p>
+      <w:pPr>
+        <w:pStyle w:val="ListParagraph"/>
+        <w:numPr>
+          <w:ilvl w:val="0"/>
+          <w:numId w:val="1"/>
+        </w:numPr>
+        <w:spacing w:after="70" w:line="270"/>
+      </w:pPr>
+      <w:r>
+        <w:rPr>
+          <w:rFonts w:ascii="맑은 고딕" w:cs="맑은 고딕" w:eastAsia="맑은 고딕" w:hAnsi="맑은 고딕"/>
+          <w:b w:val="false"/>
+          <w:bCs w:val="false"/>
+          <w:i w:val="false"/>
+          <w:iCs w:val="false"/>
+          <w:color w:val="1F2937"/>
+          <w:sz w:val="20"/>
+          <w:szCs w:val="20"/>
+        </w:rPr>
+        <w:t xml:space="preserve">기준 갱신 : CAPA·인원 기준과 주간계획은 엑셀 업로드로 갱신하며(코드 수정 불필요), 잘못 올려도 ‘내장값으로 되돌리기’로 복원한다. 판단 룰 32개는 카탈로그로 데이터화돼 임계값 보정이 한 곳에서 이뤄진다.</w:t>
+      </w:r>
+    </w:p>
+    <w:p>
+      <w:pPr>
+        <w:pStyle w:val="ListParagraph"/>
+        <w:numPr>
+          <w:ilvl w:val="0"/>
+          <w:numId w:val="1"/>
+        </w:numPr>
+        <w:spacing w:after="70" w:line="270"/>
+      </w:pPr>
+      <w:r>
+        <w:rPr>
+          <w:rFonts w:ascii="맑은 고딕" w:cs="맑은 고딕" w:eastAsia="맑은 고딕" w:hAnsi="맑은 고딕"/>
+          <w:b w:val="false"/>
+          <w:bCs w:val="false"/>
+          <w:i w:val="false"/>
+          <w:iCs w:val="false"/>
+          <w:color w:val="1F2937"/>
+          <w:sz w:val="20"/>
+          <w:szCs w:val="20"/>
+        </w:rPr>
+        <w:t xml:space="preserve">배포·이력 : 소스는 GitHub로 이력을 관리하고, main 병합 시 Netlify로 자동 배포된다. 플랫폼은 단일 HTML이라 파일 하나로 백업·복원할 수 있다.</w:t>
       </w:r>
     </w:p>
     <w:p>

--- a/ZAIC_결과보고서_ZEN.docx
+++ b/ZAIC_결과보고서_ZEN.docx
@@ -3234,6 +3234,682 @@
         <w:t xml:space="preserve">자동화 방식 : 일일 운영보고·월마감은 8개 Agent 실데이터를 종합해 ‘관리자 한 줄 + 메신저 보고문’을 자동 생성. 지연오더·부하율은 계획표 엑셀 업로드 시 자동 산출. OPL은 점검 내용 입력 시 교육자료(적발/준수 카드+서명부) 자동 생성.</w:t>
       </w:r>
     </w:p>
+    <w:p>
+      <w:pPr>
+        <w:spacing w:after="60" w:before="0" w:line="276"/>
+        <w:jc w:val="left"/>
+      </w:pPr>
+      <w:r>
+        <w:rPr>
+          <w:rFonts w:ascii="맑은 고딕" w:cs="맑은 고딕" w:eastAsia="맑은 고딕" w:hAnsi="맑은 고딕"/>
+          <w:b/>
+          <w:bCs/>
+          <w:i w:val="false"/>
+          <w:iCs w:val="false"/>
+          <w:color w:val="1F3A5C"/>
+          <w:sz w:val="20"/>
+          <w:szCs w:val="20"/>
+        </w:rPr>
+        <w:t xml:space="preserve">에이전트별 향상 효과</w:t>
+      </w:r>
+    </w:p>
+    <w:p>
+      <w:pPr>
+        <w:spacing w:after="100" w:before="0" w:line="276"/>
+        <w:jc w:val="left"/>
+      </w:pPr>
+      <w:r>
+        <w:rPr>
+          <w:rFonts w:ascii="맑은 고딕" w:cs="맑은 고딕" w:eastAsia="맑은 고딕" w:hAnsi="맑은 고딕"/>
+          <w:b w:val="false"/>
+          <w:bCs w:val="false"/>
+          <w:i w:val="false"/>
+          <w:iCs w:val="false"/>
+          <w:color w:val="1F2937"/>
+          <w:sz w:val="20"/>
+          <w:szCs w:val="20"/>
+        </w:rPr>
+        <w:t xml:space="preserve">8개 Agent별로 적용 전후 변화를 정리했다. 위 월 절감시간 합계(33.6시간)는 이 표의 소요시간 항목을 더한 값이다. 정량 측정치가 없는 Agent(세척·창고)는 수치를 만들어 적지 않고 기능 효과만 기재했다.</w:t>
+      </w:r>
+    </w:p>
+    <w:tbl>
+      <w:tblPr>
+        <w:tblW w:type="dxa" w:w="9020"/>
+        <w:tblBorders>
+          <w:top w:val="single" w:color="D7DEE8" w:sz="4"/>
+          <w:left w:val="single" w:color="D7DEE8" w:sz="4"/>
+          <w:bottom w:val="single" w:color="D7DEE8" w:sz="4"/>
+          <w:right w:val="single" w:color="D7DEE8" w:sz="4"/>
+          <w:insideH w:val="single" w:color="D7DEE8" w:sz="4"/>
+          <w:insideV w:val="single" w:color="D7DEE8" w:sz="4"/>
+        </w:tblBorders>
+      </w:tblPr>
+      <w:tblGrid>
+        <w:gridCol w:w="2000"/>
+        <w:gridCol w:w="7020"/>
+      </w:tblGrid>
+      <w:tr>
+        <w:trPr>
+          <w:tblHeader/>
+        </w:trPr>
+        <w:tc>
+          <w:tcPr>
+            <w:tcW w:type="dxa" w:w="2000"/>
+            <w:shd w:fill="E7EEF7" w:color="auto" w:val="clear"/>
+            <w:tcMar>
+              <w:top w:type="dxa" w:w="55"/>
+              <w:left w:type="dxa" w:w="90"/>
+              <w:bottom w:type="dxa" w:w="55"/>
+              <w:right w:type="dxa" w:w="90"/>
+            </w:tcMar>
+            <w:vAlign w:val="center"/>
+          </w:tcPr>
+          <w:p>
+            <w:pPr>
+              <w:spacing w:after="0" w:line="262"/>
+              <w:jc w:val="left"/>
+            </w:pPr>
+            <w:r>
+              <w:rPr>
+                <w:rFonts w:ascii="맑은 고딕" w:cs="맑은 고딕" w:eastAsia="맑은 고딕" w:hAnsi="맑은 고딕"/>
+                <w:b/>
+                <w:bCs/>
+                <w:i w:val="false"/>
+                <w:iCs w:val="false"/>
+                <w:color w:val="1F3A5C"/>
+                <w:sz w:val="19"/>
+                <w:szCs w:val="19"/>
+              </w:rPr>
+              <w:t xml:space="preserve">에이전트</w:t>
+            </w:r>
+          </w:p>
+        </w:tc>
+        <w:tc>
+          <w:tcPr>
+            <w:tcW w:type="dxa" w:w="7020"/>
+            <w:shd w:fill="E7EEF7" w:color="auto" w:val="clear"/>
+            <w:tcMar>
+              <w:top w:type="dxa" w:w="55"/>
+              <w:left w:type="dxa" w:w="90"/>
+              <w:bottom w:type="dxa" w:w="55"/>
+              <w:right w:type="dxa" w:w="90"/>
+            </w:tcMar>
+            <w:vAlign w:val="center"/>
+          </w:tcPr>
+          <w:p>
+            <w:pPr>
+              <w:spacing w:after="0" w:line="262"/>
+              <w:jc w:val="center"/>
+            </w:pPr>
+            <w:r>
+              <w:rPr>
+                <w:rFonts w:ascii="맑은 고딕" w:cs="맑은 고딕" w:eastAsia="맑은 고딕" w:hAnsi="맑은 고딕"/>
+                <w:b/>
+                <w:bCs/>
+                <w:i w:val="false"/>
+                <w:iCs w:val="false"/>
+                <w:color w:val="1F3A5C"/>
+                <w:sz w:val="19"/>
+                <w:szCs w:val="19"/>
+              </w:rPr>
+              <w:t xml:space="preserve">향상 효과 · 근거</w:t>
+            </w:r>
+          </w:p>
+        </w:tc>
+      </w:tr>
+      <w:tr>
+        <w:trPr>
+          <w:tblHeader w:val="false"/>
+        </w:trPr>
+        <w:tc>
+          <w:tcPr>
+            <w:tcW w:type="dxa" w:w="2000"/>
+            <w:shd w:fill="FFFFFF" w:color="auto" w:val="clear"/>
+            <w:tcMar>
+              <w:top w:type="dxa" w:w="55"/>
+              <w:left w:type="dxa" w:w="90"/>
+              <w:bottom w:type="dxa" w:w="55"/>
+              <w:right w:type="dxa" w:w="90"/>
+            </w:tcMar>
+            <w:vAlign w:val="center"/>
+          </w:tcPr>
+          <w:p>
+            <w:pPr>
+              <w:spacing w:after="0" w:line="262"/>
+              <w:jc w:val="left"/>
+            </w:pPr>
+            <w:r>
+              <w:rPr>
+                <w:rFonts w:ascii="맑은 고딕" w:cs="맑은 고딕" w:eastAsia="맑은 고딕" w:hAnsi="맑은 고딕"/>
+                <w:b w:val="false"/>
+                <w:bCs w:val="false"/>
+                <w:i w:val="false"/>
+                <w:iCs w:val="false"/>
+                <w:color w:val="1F2937"/>
+                <w:sz w:val="19"/>
+                <w:szCs w:val="19"/>
+              </w:rPr>
+              <w:t xml:space="preserve">생산·계획</w:t>
+            </w:r>
+          </w:p>
+        </w:tc>
+        <w:tc>
+          <w:tcPr>
+            <w:tcW w:type="dxa" w:w="7020"/>
+            <w:shd w:fill="FFFFFF" w:color="auto" w:val="clear"/>
+            <w:tcMar>
+              <w:top w:type="dxa" w:w="55"/>
+              <w:left w:type="dxa" w:w="90"/>
+              <w:bottom w:type="dxa" w:w="55"/>
+              <w:right w:type="dxa" w:w="90"/>
+            </w:tcMar>
+            <w:vAlign w:val="center"/>
+          </w:tcPr>
+          <w:p>
+            <w:pPr>
+              <w:spacing w:after="0" w:line="262"/>
+              <w:jc w:val="center"/>
+            </w:pPr>
+            <w:r>
+              <w:rPr>
+                <w:rFonts w:ascii="맑은 고딕" w:cs="맑은 고딕" w:eastAsia="맑은 고딕" w:hAnsi="맑은 고딕"/>
+                <w:b w:val="false"/>
+                <w:bCs w:val="false"/>
+                <w:i w:val="false"/>
+                <w:iCs w:val="false"/>
+                <w:color w:val="1F2937"/>
+                <w:sz w:val="19"/>
+                <w:szCs w:val="19"/>
+              </w:rPr>
+              <w:t xml:space="preserve">지연오더 취합·정리 주 120분 → 5분(▼96%, 월 7.7시간 절감). 주간계획과 실적을 올리면 지연 위험 오더가 발생 전에 경고된다. [근거 : 적용 전·후 소요시간 실측]</w:t>
+            </w:r>
+          </w:p>
+        </w:tc>
+      </w:tr>
+      <w:tr>
+        <w:trPr>
+          <w:tblHeader w:val="false"/>
+        </w:trPr>
+        <w:tc>
+          <w:tcPr>
+            <w:tcW w:type="dxa" w:w="2000"/>
+            <w:shd w:fill="FFFFFF" w:color="auto" w:val="clear"/>
+            <w:tcMar>
+              <w:top w:type="dxa" w:w="55"/>
+              <w:left w:type="dxa" w:w="90"/>
+              <w:bottom w:type="dxa" w:w="55"/>
+              <w:right w:type="dxa" w:w="90"/>
+            </w:tcMar>
+            <w:vAlign w:val="center"/>
+          </w:tcPr>
+          <w:p>
+            <w:pPr>
+              <w:spacing w:after="0" w:line="262"/>
+              <w:jc w:val="left"/>
+            </w:pPr>
+            <w:r>
+              <w:rPr>
+                <w:rFonts w:ascii="맑은 고딕" w:cs="맑은 고딕" w:eastAsia="맑은 고딕" w:hAnsi="맑은 고딕"/>
+                <w:b w:val="false"/>
+                <w:bCs w:val="false"/>
+                <w:i w:val="false"/>
+                <w:iCs w:val="false"/>
+                <w:color w:val="1F2937"/>
+                <w:sz w:val="19"/>
+                <w:szCs w:val="19"/>
+              </w:rPr>
+              <w:t xml:space="preserve">인력</w:t>
+            </w:r>
+          </w:p>
+        </w:tc>
+        <w:tc>
+          <w:tcPr>
+            <w:tcW w:type="dxa" w:w="7020"/>
+            <w:shd w:fill="FFFFFF" w:color="auto" w:val="clear"/>
+            <w:tcMar>
+              <w:top w:type="dxa" w:w="55"/>
+              <w:left w:type="dxa" w:w="90"/>
+              <w:bottom w:type="dxa" w:w="55"/>
+              <w:right w:type="dxa" w:w="90"/>
+            </w:tcMar>
+            <w:vAlign w:val="center"/>
+          </w:tcPr>
+          <w:p>
+            <w:pPr>
+              <w:spacing w:after="0" w:line="262"/>
+              <w:jc w:val="center"/>
+            </w:pPr>
+            <w:r>
+              <w:rPr>
+                <w:rFonts w:ascii="맑은 고딕" w:cs="맑은 고딕" w:eastAsia="맑은 고딕" w:hAnsi="맑은 고딕"/>
+                <w:b w:val="false"/>
+                <w:bCs w:val="false"/>
+                <w:i w:val="false"/>
+                <w:iCs w:val="false"/>
+                <w:color w:val="1F2937"/>
+                <w:sz w:val="19"/>
+                <w:szCs w:val="19"/>
+              </w:rPr>
+              <w:t xml:space="preserve">부하율·필요 T/O 산출 주 30분 → 즉시(월 2.0시간 절감). 부족·여유 그룹을 자동 판정하고 재배치안과 투입 가능 다능공 수를 함께 제시한다. [근거 : 소요시간 실측 · 룰 R-01~05]</w:t>
+            </w:r>
+          </w:p>
+        </w:tc>
+      </w:tr>
+      <w:tr>
+        <w:trPr>
+          <w:tblHeader w:val="false"/>
+        </w:trPr>
+        <w:tc>
+          <w:tcPr>
+            <w:tcW w:type="dxa" w:w="2000"/>
+            <w:shd w:fill="FFFFFF" w:color="auto" w:val="clear"/>
+            <w:tcMar>
+              <w:top w:type="dxa" w:w="55"/>
+              <w:left w:type="dxa" w:w="90"/>
+              <w:bottom w:type="dxa" w:w="55"/>
+              <w:right w:type="dxa" w:w="90"/>
+            </w:tcMar>
+            <w:vAlign w:val="center"/>
+          </w:tcPr>
+          <w:p>
+            <w:pPr>
+              <w:spacing w:after="0" w:line="262"/>
+              <w:jc w:val="left"/>
+            </w:pPr>
+            <w:r>
+              <w:rPr>
+                <w:rFonts w:ascii="맑은 고딕" w:cs="맑은 고딕" w:eastAsia="맑은 고딕" w:hAnsi="맑은 고딕"/>
+                <w:b w:val="false"/>
+                <w:bCs w:val="false"/>
+                <w:i w:val="false"/>
+                <w:iCs w:val="false"/>
+                <w:color w:val="1F2937"/>
+                <w:sz w:val="19"/>
+                <w:szCs w:val="19"/>
+              </w:rPr>
+              <w:t xml:space="preserve">세척</w:t>
+            </w:r>
+          </w:p>
+        </w:tc>
+        <w:tc>
+          <w:tcPr>
+            <w:tcW w:type="dxa" w:w="7020"/>
+            <w:shd w:fill="FFFFFF" w:color="auto" w:val="clear"/>
+            <w:tcMar>
+              <w:top w:type="dxa" w:w="55"/>
+              <w:left w:type="dxa" w:w="90"/>
+              <w:bottom w:type="dxa" w:w="55"/>
+              <w:right w:type="dxa" w:w="90"/>
+            </w:tcMar>
+            <w:vAlign w:val="center"/>
+          </w:tcPr>
+          <w:p>
+            <w:pPr>
+              <w:spacing w:after="0" w:line="262"/>
+              <w:jc w:val="center"/>
+            </w:pPr>
+            <w:r>
+              <w:rPr>
+                <w:rFonts w:ascii="맑은 고딕" w:cs="맑은 고딕" w:eastAsia="맑은 고딕" w:hAnsi="맑은 고딕"/>
+                <w:b w:val="false"/>
+                <w:bCs w:val="false"/>
+                <w:i w:val="false"/>
+                <w:iCs w:val="false"/>
+                <w:color w:val="1F2937"/>
+                <w:sz w:val="19"/>
+                <w:szCs w:val="19"/>
+              </w:rPr>
+              <w:t xml:space="preserve">세척 순번을 경험 판단 대신 점수(전환 40·주기 35·부하 25)로 자동 추천하고, 현장 수정 사유를 룰 보정에 재사용한다. [정량 수치는 이 보고서에 포함하지 않았다]</w:t>
+            </w:r>
+          </w:p>
+        </w:tc>
+      </w:tr>
+      <w:tr>
+        <w:trPr>
+          <w:tblHeader w:val="false"/>
+        </w:trPr>
+        <w:tc>
+          <w:tcPr>
+            <w:tcW w:type="dxa" w:w="2000"/>
+            <w:shd w:fill="FFFFFF" w:color="auto" w:val="clear"/>
+            <w:tcMar>
+              <w:top w:type="dxa" w:w="55"/>
+              <w:left w:type="dxa" w:w="90"/>
+              <w:bottom w:type="dxa" w:w="55"/>
+              <w:right w:type="dxa" w:w="90"/>
+            </w:tcMar>
+            <w:vAlign w:val="center"/>
+          </w:tcPr>
+          <w:p>
+            <w:pPr>
+              <w:spacing w:after="0" w:line="262"/>
+              <w:jc w:val="left"/>
+            </w:pPr>
+            <w:r>
+              <w:rPr>
+                <w:rFonts w:ascii="맑은 고딕" w:cs="맑은 고딕" w:eastAsia="맑은 고딕" w:hAnsi="맑은 고딕"/>
+                <w:b w:val="false"/>
+                <w:bCs w:val="false"/>
+                <w:i w:val="false"/>
+                <w:iCs w:val="false"/>
+                <w:color w:val="1F2937"/>
+                <w:sz w:val="19"/>
+                <w:szCs w:val="19"/>
+              </w:rPr>
+              <w:t xml:space="preserve">창고</w:t>
+            </w:r>
+          </w:p>
+        </w:tc>
+        <w:tc>
+          <w:tcPr>
+            <w:tcW w:type="dxa" w:w="7020"/>
+            <w:shd w:fill="FFFFFF" w:color="auto" w:val="clear"/>
+            <w:tcMar>
+              <w:top w:type="dxa" w:w="55"/>
+              <w:left w:type="dxa" w:w="90"/>
+              <w:bottom w:type="dxa" w:w="55"/>
+              <w:right w:type="dxa" w:w="90"/>
+            </w:tcMar>
+            <w:vAlign w:val="center"/>
+          </w:tcPr>
+          <w:p>
+            <w:pPr>
+              <w:spacing w:after="0" w:line="262"/>
+              <w:jc w:val="center"/>
+            </w:pPr>
+            <w:r>
+              <w:rPr>
+                <w:rFonts w:ascii="맑은 고딕" w:cs="맑은 고딕" w:eastAsia="맑은 고딕" w:hAnsi="맑은 고딕"/>
+                <w:b w:val="false"/>
+                <w:bCs w:val="false"/>
+                <w:i w:val="false"/>
+                <w:iCs w:val="false"/>
+                <w:color w:val="1F2937"/>
+                <w:sz w:val="19"/>
+                <w:szCs w:val="19"/>
+              </w:rPr>
+              <w:t xml:space="preserve">12개 구역의 적치율을 점검일 실측 그대로 판정해 포화 구역·재배치안·보고문을 자동 생성한다(수기 취합 대체). [정량 수치는 이 보고서에 포함하지 않았다]</w:t>
+            </w:r>
+          </w:p>
+        </w:tc>
+      </w:tr>
+      <w:tr>
+        <w:trPr>
+          <w:tblHeader w:val="false"/>
+        </w:trPr>
+        <w:tc>
+          <w:tcPr>
+            <w:tcW w:type="dxa" w:w="2000"/>
+            <w:shd w:fill="FFFFFF" w:color="auto" w:val="clear"/>
+            <w:tcMar>
+              <w:top w:type="dxa" w:w="55"/>
+              <w:left w:type="dxa" w:w="90"/>
+              <w:bottom w:type="dxa" w:w="55"/>
+              <w:right w:type="dxa" w:w="90"/>
+            </w:tcMar>
+            <w:vAlign w:val="center"/>
+          </w:tcPr>
+          <w:p>
+            <w:pPr>
+              <w:spacing w:after="0" w:line="262"/>
+              <w:jc w:val="left"/>
+            </w:pPr>
+            <w:r>
+              <w:rPr>
+                <w:rFonts w:ascii="맑은 고딕" w:cs="맑은 고딕" w:eastAsia="맑은 고딕" w:hAnsi="맑은 고딕"/>
+                <w:b w:val="false"/>
+                <w:bCs w:val="false"/>
+                <w:i w:val="false"/>
+                <w:iCs w:val="false"/>
+                <w:color w:val="1F2937"/>
+                <w:sz w:val="19"/>
+                <w:szCs w:val="19"/>
+              </w:rPr>
+              <w:t xml:space="preserve">간접작업</w:t>
+            </w:r>
+          </w:p>
+        </w:tc>
+        <w:tc>
+          <w:tcPr>
+            <w:tcW w:type="dxa" w:w="7020"/>
+            <w:shd w:fill="FFFFFF" w:color="auto" w:val="clear"/>
+            <w:tcMar>
+              <w:top w:type="dxa" w:w="55"/>
+              <w:left w:type="dxa" w:w="90"/>
+              <w:bottom w:type="dxa" w:w="55"/>
+              <w:right w:type="dxa" w:w="90"/>
+            </w:tcMar>
+            <w:vAlign w:val="center"/>
+          </w:tcPr>
+          <w:p>
+            <w:pPr>
+              <w:spacing w:after="0" w:line="262"/>
+              <w:jc w:val="center"/>
+            </w:pPr>
+            <w:r>
+              <w:rPr>
+                <w:rFonts w:ascii="맑은 고딕" w:cs="맑은 고딕" w:eastAsia="맑은 고딕" w:hAnsi="맑은 고딕"/>
+                <w:b w:val="false"/>
+                <w:bCs w:val="false"/>
+                <w:i w:val="false"/>
+                <w:iCs w:val="false"/>
+                <w:color w:val="1F2937"/>
+                <w:sz w:val="19"/>
+                <w:szCs w:val="19"/>
+              </w:rPr>
+              <w:t xml:space="preserve">인시생산성 누계 +12%(0.33 → 0.37 PLT/MH), 생산성 편차 발견 30일(월마감) → 5초, 공동작업 16건 인원수 자동 분배(수기 정산 0회). [근거 : Cloudflare D1 work_records 22건, 8/7~8/21 실측]</w:t>
+            </w:r>
+          </w:p>
+        </w:tc>
+      </w:tr>
+      <w:tr>
+        <w:trPr>
+          <w:tblHeader w:val="false"/>
+        </w:trPr>
+        <w:tc>
+          <w:tcPr>
+            <w:tcW w:type="dxa" w:w="2000"/>
+            <w:shd w:fill="FFFFFF" w:color="auto" w:val="clear"/>
+            <w:tcMar>
+              <w:top w:type="dxa" w:w="55"/>
+              <w:left w:type="dxa" w:w="90"/>
+              <w:bottom w:type="dxa" w:w="55"/>
+              <w:right w:type="dxa" w:w="90"/>
+            </w:tcMar>
+            <w:vAlign w:val="center"/>
+          </w:tcPr>
+          <w:p>
+            <w:pPr>
+              <w:spacing w:after="0" w:line="262"/>
+              <w:jc w:val="left"/>
+            </w:pPr>
+            <w:r>
+              <w:rPr>
+                <w:rFonts w:ascii="맑은 고딕" w:cs="맑은 고딕" w:eastAsia="맑은 고딕" w:hAnsi="맑은 고딕"/>
+                <w:b w:val="false"/>
+                <w:bCs w:val="false"/>
+                <w:i w:val="false"/>
+                <w:iCs w:val="false"/>
+                <w:color w:val="1F2937"/>
+                <w:sz w:val="19"/>
+                <w:szCs w:val="19"/>
+              </w:rPr>
+              <w:t xml:space="preserve">안전</w:t>
+            </w:r>
+          </w:p>
+        </w:tc>
+        <w:tc>
+          <w:tcPr>
+            <w:tcW w:type="dxa" w:w="7020"/>
+            <w:shd w:fill="FFFFFF" w:color="auto" w:val="clear"/>
+            <w:tcMar>
+              <w:top w:type="dxa" w:w="55"/>
+              <w:left w:type="dxa" w:w="90"/>
+              <w:bottom w:type="dxa" w:w="55"/>
+              <w:right w:type="dxa" w:w="90"/>
+            </w:tcMar>
+            <w:vAlign w:val="center"/>
+          </w:tcPr>
+          <w:p>
+            <w:pPr>
+              <w:spacing w:after="0" w:line="262"/>
+              <w:jc w:val="center"/>
+            </w:pPr>
+            <w:r>
+              <w:rPr>
+                <w:rFonts w:ascii="맑은 고딕" w:cs="맑은 고딕" w:eastAsia="맑은 고딕" w:hAnsi="맑은 고딕"/>
+                <w:b w:val="false"/>
+                <w:bCs w:val="false"/>
+                <w:i w:val="false"/>
+                <w:iCs w:val="false"/>
+                <w:color w:val="1F2937"/>
+                <w:sz w:val="19"/>
+                <w:szCs w:val="19"/>
+              </w:rPr>
+              <w:t xml:space="preserve">TBM 미실시·폭염 위험단계 알림을 수기 → 자동 100%로 전환. [근거 : 젠키퍼·히트워치 점검이력]</w:t>
+            </w:r>
+          </w:p>
+        </w:tc>
+      </w:tr>
+      <w:tr>
+        <w:trPr>
+          <w:tblHeader w:val="false"/>
+        </w:trPr>
+        <w:tc>
+          <w:tcPr>
+            <w:tcW w:type="dxa" w:w="2000"/>
+            <w:shd w:fill="FFFFFF" w:color="auto" w:val="clear"/>
+            <w:tcMar>
+              <w:top w:type="dxa" w:w="55"/>
+              <w:left w:type="dxa" w:w="90"/>
+              <w:bottom w:type="dxa" w:w="55"/>
+              <w:right w:type="dxa" w:w="90"/>
+            </w:tcMar>
+            <w:vAlign w:val="center"/>
+          </w:tcPr>
+          <w:p>
+            <w:pPr>
+              <w:spacing w:after="0" w:line="262"/>
+              <w:jc w:val="left"/>
+            </w:pPr>
+            <w:r>
+              <w:rPr>
+                <w:rFonts w:ascii="맑은 고딕" w:cs="맑은 고딕" w:eastAsia="맑은 고딕" w:hAnsi="맑은 고딕"/>
+                <w:b w:val="false"/>
+                <w:bCs w:val="false"/>
+                <w:i w:val="false"/>
+                <w:iCs w:val="false"/>
+                <w:color w:val="1F2937"/>
+                <w:sz w:val="19"/>
+                <w:szCs w:val="19"/>
+              </w:rPr>
+              <w:t xml:space="preserve">품질</w:t>
+            </w:r>
+          </w:p>
+        </w:tc>
+        <w:tc>
+          <w:tcPr>
+            <w:tcW w:type="dxa" w:w="7020"/>
+            <w:shd w:fill="FFFFFF" w:color="auto" w:val="clear"/>
+            <w:tcMar>
+              <w:top w:type="dxa" w:w="55"/>
+              <w:left w:type="dxa" w:w="90"/>
+              <w:bottom w:type="dxa" w:w="55"/>
+              <w:right w:type="dxa" w:w="90"/>
+            </w:tcMar>
+            <w:vAlign w:val="center"/>
+          </w:tcPr>
+          <w:p>
+            <w:pPr>
+              <w:spacing w:after="0" w:line="262"/>
+              <w:jc w:val="center"/>
+            </w:pPr>
+            <w:r>
+              <w:rPr>
+                <w:rFonts w:ascii="맑은 고딕" w:cs="맑은 고딕" w:eastAsia="맑은 고딕" w:hAnsi="맑은 고딕"/>
+                <w:b w:val="false"/>
+                <w:bCs w:val="false"/>
+                <w:i w:val="false"/>
+                <w:iCs w:val="false"/>
+                <w:color w:val="1F2937"/>
+                <w:sz w:val="19"/>
+                <w:szCs w:val="19"/>
+              </w:rPr>
+              <w:t xml:space="preserve">OPL 교육자료 제작 40분/건 → 5분/건(▼88%, 월 4.7시간 절감). 불량 파레토 상위 원인을 교육 대상으로 자동 선정한다. [근거 : 소요시간 실측]</w:t>
+            </w:r>
+          </w:p>
+        </w:tc>
+      </w:tr>
+      <w:tr>
+        <w:trPr>
+          <w:tblHeader w:val="false"/>
+        </w:trPr>
+        <w:tc>
+          <w:tcPr>
+            <w:tcW w:type="dxa" w:w="2000"/>
+            <w:shd w:fill="FFFFFF" w:color="auto" w:val="clear"/>
+            <w:tcMar>
+              <w:top w:type="dxa" w:w="55"/>
+              <w:left w:type="dxa" w:w="90"/>
+              <w:bottom w:type="dxa" w:w="55"/>
+              <w:right w:type="dxa" w:w="90"/>
+            </w:tcMar>
+            <w:vAlign w:val="center"/>
+          </w:tcPr>
+          <w:p>
+            <w:pPr>
+              <w:spacing w:after="0" w:line="262"/>
+              <w:jc w:val="left"/>
+            </w:pPr>
+            <w:r>
+              <w:rPr>
+                <w:rFonts w:ascii="맑은 고딕" w:cs="맑은 고딕" w:eastAsia="맑은 고딕" w:hAnsi="맑은 고딕"/>
+                <w:b w:val="false"/>
+                <w:bCs w:val="false"/>
+                <w:i w:val="false"/>
+                <w:iCs w:val="false"/>
+                <w:color w:val="1F2937"/>
+                <w:sz w:val="19"/>
+                <w:szCs w:val="19"/>
+              </w:rPr>
+              <w:t xml:space="preserve">분석·보고</w:t>
+            </w:r>
+          </w:p>
+        </w:tc>
+        <w:tc>
+          <w:tcPr>
+            <w:tcW w:type="dxa" w:w="7020"/>
+            <w:shd w:fill="FFFFFF" w:color="auto" w:val="clear"/>
+            <w:tcMar>
+              <w:top w:type="dxa" w:w="55"/>
+              <w:left w:type="dxa" w:w="90"/>
+              <w:bottom w:type="dxa" w:w="55"/>
+              <w:right w:type="dxa" w:w="90"/>
+            </w:tcMar>
+            <w:vAlign w:val="center"/>
+          </w:tcPr>
+          <w:p>
+            <w:pPr>
+              <w:spacing w:after="0" w:line="262"/>
+              <w:jc w:val="center"/>
+            </w:pPr>
+            <w:r>
+              <w:rPr>
+                <w:rFonts w:ascii="맑은 고딕" w:cs="맑은 고딕" w:eastAsia="맑은 고딕" w:hAnsi="맑은 고딕"/>
+                <w:b w:val="false"/>
+                <w:bCs w:val="false"/>
+                <w:i w:val="false"/>
+                <w:iCs w:val="false"/>
+                <w:color w:val="1F2937"/>
+                <w:sz w:val="19"/>
+                <w:szCs w:val="19"/>
+              </w:rPr>
+              <w:t xml:space="preserve">일일 운영보고 60분 → 5분(▼92%, 월 18.3시간), 월마감 보고 60분 → 5분(월 0.9시간 절감). 8개 Agent 실데이터를 종합해 보고문을 자동 작성한다. [근거 : 소요시간 실측]</w:t>
+            </w:r>
+          </w:p>
+        </w:tc>
+      </w:tr>
+    </w:tbl>
     <w:p>
       <w:pPr>
         <w:pStyle w:val="Heading1"/>
@@ -8730,7 +9406,7 @@
                 <w:sz w:val="19"/>
                 <w:szCs w:val="19"/>
               </w:rPr>
-              <w:t xml:space="preserve">반복업무 월 33.6시간 절감, 일일 운영보고 60→5분(▼92%) 등 적용 전·후 소요시간 실측(1·3장). 룰 등록현황 32개, TBM·폭염 통보 점검이력 100%, 조치율과 효과 확인율의 분리 집계로 성과 근거를 남긴다.</w:t>
+              <w:t xml:space="preserve">반복업무 월 33.6시간 절감, 일일 운영보고 60→5분(▼92%) 등 적용 전·후 소요시간 실측(1·3장, 에이전트별 효과 포함). 룰 등록현황 32개, TBM·폭염 통보 점검이력 100%, 조치율과 효과 확인율의 분리 집계로 성과 근거를 남긴다.</w:t>
             </w:r>
           </w:p>
         </w:tc>

--- a/ZAIC_결과보고서_ZEN.docx
+++ b/ZAIC_결과보고서_ZEN.docx
@@ -825,6 +825,171 @@
                 <w:szCs w:val="19"/>
               </w:rPr>
               <w:t xml:space="preserve">소요시간 실측</w:t>
+            </w:r>
+          </w:p>
+        </w:tc>
+      </w:tr>
+      <w:tr>
+        <w:trPr>
+          <w:tblHeader w:val="false"/>
+        </w:trPr>
+        <w:tc>
+          <w:tcPr>
+            <w:tcW w:type="dxa" w:w="2600"/>
+            <w:shd w:fill="FFFFFF" w:color="auto" w:val="clear"/>
+            <w:tcMar>
+              <w:top w:type="dxa" w:w="55"/>
+              <w:left w:type="dxa" w:w="90"/>
+              <w:bottom w:type="dxa" w:w="55"/>
+              <w:right w:type="dxa" w:w="90"/>
+            </w:tcMar>
+            <w:vAlign w:val="center"/>
+          </w:tcPr>
+          <w:p>
+            <w:pPr>
+              <w:spacing w:after="0" w:line="262"/>
+              <w:jc w:val="left"/>
+            </w:pPr>
+            <w:r>
+              <w:rPr>
+                <w:rFonts w:ascii="맑은 고딕" w:cs="맑은 고딕" w:eastAsia="맑은 고딕" w:hAnsi="맑은 고딕"/>
+                <w:b w:val="false"/>
+                <w:bCs w:val="false"/>
+                <w:i w:val="false"/>
+                <w:iCs w:val="false"/>
+                <w:color w:val="1F2937"/>
+                <w:sz w:val="19"/>
+                <w:szCs w:val="19"/>
+              </w:rPr>
+              <w:t xml:space="preserve">인시생산성 (PLT/MH, 누계)</w:t>
+            </w:r>
+          </w:p>
+        </w:tc>
+        <w:tc>
+          <w:tcPr>
+            <w:tcW w:type="dxa" w:w="1550"/>
+            <w:shd w:fill="FFFFFF" w:color="auto" w:val="clear"/>
+            <w:tcMar>
+              <w:top w:type="dxa" w:w="55"/>
+              <w:left w:type="dxa" w:w="90"/>
+              <w:bottom w:type="dxa" w:w="55"/>
+              <w:right w:type="dxa" w:w="90"/>
+            </w:tcMar>
+            <w:vAlign w:val="center"/>
+          </w:tcPr>
+          <w:p>
+            <w:pPr>
+              <w:spacing w:after="0" w:line="262"/>
+              <w:jc w:val="left"/>
+            </w:pPr>
+            <w:r>
+              <w:rPr>
+                <w:rFonts w:ascii="맑은 고딕" w:cs="맑은 고딕" w:eastAsia="맑은 고딕" w:hAnsi="맑은 고딕"/>
+                <w:b w:val="false"/>
+                <w:bCs w:val="false"/>
+                <w:i w:val="false"/>
+                <w:iCs w:val="false"/>
+                <w:color w:val="1F2937"/>
+                <w:sz w:val="20"/>
+                <w:szCs w:val="20"/>
+              </w:rPr>
+              <w:t xml:space="preserve">0.33</w:t>
+            </w:r>
+          </w:p>
+        </w:tc>
+        <w:tc>
+          <w:tcPr>
+            <w:tcW w:type="dxa" w:w="1550"/>
+            <w:shd w:fill="FFFFFF" w:color="auto" w:val="clear"/>
+            <w:tcMar>
+              <w:top w:type="dxa" w:w="55"/>
+              <w:left w:type="dxa" w:w="90"/>
+              <w:bottom w:type="dxa" w:w="55"/>
+              <w:right w:type="dxa" w:w="90"/>
+            </w:tcMar>
+            <w:vAlign w:val="center"/>
+          </w:tcPr>
+          <w:p>
+            <w:pPr>
+              <w:spacing w:after="0" w:line="262"/>
+              <w:jc w:val="left"/>
+            </w:pPr>
+            <w:r>
+              <w:rPr>
+                <w:rFonts w:ascii="맑은 고딕" w:cs="맑은 고딕" w:eastAsia="맑은 고딕" w:hAnsi="맑은 고딕"/>
+                <w:b w:val="false"/>
+                <w:bCs w:val="false"/>
+                <w:i w:val="false"/>
+                <w:iCs w:val="false"/>
+                <w:color w:val="1F2937"/>
+                <w:sz w:val="20"/>
+                <w:szCs w:val="20"/>
+              </w:rPr>
+              <w:t xml:space="preserve">0.37</w:t>
+            </w:r>
+          </w:p>
+        </w:tc>
+        <w:tc>
+          <w:tcPr>
+            <w:tcW w:type="dxa" w:w="1500"/>
+            <w:shd w:fill="FFFFFF" w:color="auto" w:val="clear"/>
+            <w:tcMar>
+              <w:top w:type="dxa" w:w="55"/>
+              <w:left w:type="dxa" w:w="90"/>
+              <w:bottom w:type="dxa" w:w="55"/>
+              <w:right w:type="dxa" w:w="90"/>
+            </w:tcMar>
+            <w:vAlign w:val="center"/>
+          </w:tcPr>
+          <w:p>
+            <w:pPr>
+              <w:spacing w:after="0" w:line="262"/>
+              <w:jc w:val="left"/>
+            </w:pPr>
+            <w:r>
+              <w:rPr>
+                <w:rFonts w:ascii="맑은 고딕" w:cs="맑은 고딕" w:eastAsia="맑은 고딕" w:hAnsi="맑은 고딕"/>
+                <w:b/>
+                <w:bCs/>
+                <w:i w:val="false"/>
+                <w:iCs w:val="false"/>
+                <w:color w:val="1C7A48"/>
+                <w:sz w:val="20"/>
+                <w:szCs w:val="20"/>
+              </w:rPr>
+              <w:t xml:space="preserve">+12%</w:t>
+            </w:r>
+          </w:p>
+        </w:tc>
+        <w:tc>
+          <w:tcPr>
+            <w:tcW w:type="dxa" w:w="1820"/>
+            <w:shd w:fill="FFFFFF" w:color="auto" w:val="clear"/>
+            <w:tcMar>
+              <w:top w:type="dxa" w:w="55"/>
+              <w:left w:type="dxa" w:w="90"/>
+              <w:bottom w:type="dxa" w:w="55"/>
+              <w:right w:type="dxa" w:w="90"/>
+            </w:tcMar>
+            <w:vAlign w:val="center"/>
+          </w:tcPr>
+          <w:p>
+            <w:pPr>
+              <w:spacing w:after="0" w:line="262"/>
+              <w:jc w:val="center"/>
+            </w:pPr>
+            <w:r>
+              <w:rPr>
+                <w:rFonts w:ascii="맑은 고딕" w:cs="맑은 고딕" w:eastAsia="맑은 고딕" w:hAnsi="맑은 고딕"/>
+                <w:b w:val="false"/>
+                <w:bCs w:val="false"/>
+                <w:i w:val="false"/>
+                <w:iCs w:val="false"/>
+                <w:color w:val="1F2937"/>
+                <w:sz w:val="19"/>
+                <w:szCs w:val="19"/>
+              </w:rPr>
+              <w:t xml:space="preserve">D1 실측 22건</w:t>
             </w:r>
           </w:p>
         </w:tc>
@@ -9922,7 +10087,7 @@
                 <w:sz w:val="19"/>
                 <w:szCs w:val="19"/>
               </w:rPr>
-              <w:t xml:space="preserve">실적 산출·비교 기능 구현 · 적용 후 실측</w:t>
+              <w:t xml:space="preserve">누계 +12%(0.33 → 0.37 PLT/MH) 달성 · D1 실측 22건</w:t>
             </w:r>
           </w:p>
         </w:tc>

--- a/ZAIC_결과보고서_ZEN.docx
+++ b/ZAIC_결과보고서_ZEN.docx
@@ -825,6 +825,171 @@
                 <w:szCs w:val="19"/>
               </w:rPr>
               <w:t xml:space="preserve">소요시간 실측</w:t>
+            </w:r>
+          </w:p>
+        </w:tc>
+      </w:tr>
+      <w:tr>
+        <w:trPr>
+          <w:tblHeader w:val="false"/>
+        </w:trPr>
+        <w:tc>
+          <w:tcPr>
+            <w:tcW w:type="dxa" w:w="2600"/>
+            <w:shd w:fill="FFFFFF" w:color="auto" w:val="clear"/>
+            <w:tcMar>
+              <w:top w:type="dxa" w:w="55"/>
+              <w:left w:type="dxa" w:w="90"/>
+              <w:bottom w:type="dxa" w:w="55"/>
+              <w:right w:type="dxa" w:w="90"/>
+            </w:tcMar>
+            <w:vAlign w:val="center"/>
+          </w:tcPr>
+          <w:p>
+            <w:pPr>
+              <w:spacing w:after="0" w:line="262"/>
+              <w:jc w:val="left"/>
+            </w:pPr>
+            <w:r>
+              <w:rPr>
+                <w:rFonts w:ascii="맑은 고딕" w:cs="맑은 고딕" w:eastAsia="맑은 고딕" w:hAnsi="맑은 고딕"/>
+                <w:b w:val="false"/>
+                <w:bCs w:val="false"/>
+                <w:i w:val="false"/>
+                <w:iCs w:val="false"/>
+                <w:color w:val="1F2937"/>
+                <w:sz w:val="19"/>
+                <w:szCs w:val="19"/>
+              </w:rPr>
+              <w:t xml:space="preserve">인시생산성 (PLT/MH, 누계)</w:t>
+            </w:r>
+          </w:p>
+        </w:tc>
+        <w:tc>
+          <w:tcPr>
+            <w:tcW w:type="dxa" w:w="1550"/>
+            <w:shd w:fill="FFFFFF" w:color="auto" w:val="clear"/>
+            <w:tcMar>
+              <w:top w:type="dxa" w:w="55"/>
+              <w:left w:type="dxa" w:w="90"/>
+              <w:bottom w:type="dxa" w:w="55"/>
+              <w:right w:type="dxa" w:w="90"/>
+            </w:tcMar>
+            <w:vAlign w:val="center"/>
+          </w:tcPr>
+          <w:p>
+            <w:pPr>
+              <w:spacing w:after="0" w:line="262"/>
+              <w:jc w:val="left"/>
+            </w:pPr>
+            <w:r>
+              <w:rPr>
+                <w:rFonts w:ascii="맑은 고딕" w:cs="맑은 고딕" w:eastAsia="맑은 고딕" w:hAnsi="맑은 고딕"/>
+                <w:b w:val="false"/>
+                <w:bCs w:val="false"/>
+                <w:i w:val="false"/>
+                <w:iCs w:val="false"/>
+                <w:color w:val="1F2937"/>
+                <w:sz w:val="20"/>
+                <w:szCs w:val="20"/>
+              </w:rPr>
+              <w:t xml:space="preserve">0.33</w:t>
+            </w:r>
+          </w:p>
+        </w:tc>
+        <w:tc>
+          <w:tcPr>
+            <w:tcW w:type="dxa" w:w="1550"/>
+            <w:shd w:fill="FFFFFF" w:color="auto" w:val="clear"/>
+            <w:tcMar>
+              <w:top w:type="dxa" w:w="55"/>
+              <w:left w:type="dxa" w:w="90"/>
+              <w:bottom w:type="dxa" w:w="55"/>
+              <w:right w:type="dxa" w:w="90"/>
+            </w:tcMar>
+            <w:vAlign w:val="center"/>
+          </w:tcPr>
+          <w:p>
+            <w:pPr>
+              <w:spacing w:after="0" w:line="262"/>
+              <w:jc w:val="left"/>
+            </w:pPr>
+            <w:r>
+              <w:rPr>
+                <w:rFonts w:ascii="맑은 고딕" w:cs="맑은 고딕" w:eastAsia="맑은 고딕" w:hAnsi="맑은 고딕"/>
+                <w:b w:val="false"/>
+                <w:bCs w:val="false"/>
+                <w:i w:val="false"/>
+                <w:iCs w:val="false"/>
+                <w:color w:val="1F2937"/>
+                <w:sz w:val="20"/>
+                <w:szCs w:val="20"/>
+              </w:rPr>
+              <w:t xml:space="preserve">0.37</w:t>
+            </w:r>
+          </w:p>
+        </w:tc>
+        <w:tc>
+          <w:tcPr>
+            <w:tcW w:type="dxa" w:w="1500"/>
+            <w:shd w:fill="FFFFFF" w:color="auto" w:val="clear"/>
+            <w:tcMar>
+              <w:top w:type="dxa" w:w="55"/>
+              <w:left w:type="dxa" w:w="90"/>
+              <w:bottom w:type="dxa" w:w="55"/>
+              <w:right w:type="dxa" w:w="90"/>
+            </w:tcMar>
+            <w:vAlign w:val="center"/>
+          </w:tcPr>
+          <w:p>
+            <w:pPr>
+              <w:spacing w:after="0" w:line="262"/>
+              <w:jc w:val="left"/>
+            </w:pPr>
+            <w:r>
+              <w:rPr>
+                <w:rFonts w:ascii="맑은 고딕" w:cs="맑은 고딕" w:eastAsia="맑은 고딕" w:hAnsi="맑은 고딕"/>
+                <w:b/>
+                <w:bCs/>
+                <w:i w:val="false"/>
+                <w:iCs w:val="false"/>
+                <w:color w:val="1C7A48"/>
+                <w:sz w:val="20"/>
+                <w:szCs w:val="20"/>
+              </w:rPr>
+              <w:t xml:space="preserve">+12%</w:t>
+            </w:r>
+          </w:p>
+        </w:tc>
+        <w:tc>
+          <w:tcPr>
+            <w:tcW w:type="dxa" w:w="1820"/>
+            <w:shd w:fill="FFFFFF" w:color="auto" w:val="clear"/>
+            <w:tcMar>
+              <w:top w:type="dxa" w:w="55"/>
+              <w:left w:type="dxa" w:w="90"/>
+              <w:bottom w:type="dxa" w:w="55"/>
+              <w:right w:type="dxa" w:w="90"/>
+            </w:tcMar>
+            <w:vAlign w:val="center"/>
+          </w:tcPr>
+          <w:p>
+            <w:pPr>
+              <w:spacing w:after="0" w:line="262"/>
+              <w:jc w:val="center"/>
+            </w:pPr>
+            <w:r>
+              <w:rPr>
+                <w:rFonts w:ascii="맑은 고딕" w:cs="맑은 고딕" w:eastAsia="맑은 고딕" w:hAnsi="맑은 고딕"/>
+                <w:b w:val="false"/>
+                <w:bCs w:val="false"/>
+                <w:i w:val="false"/>
+                <w:iCs w:val="false"/>
+                <w:color w:val="1F2937"/>
+                <w:sz w:val="19"/>
+                <w:szCs w:val="19"/>
+              </w:rPr>
+              <w:t xml:space="preserve">D1 실측 22건</w:t>
             </w:r>
           </w:p>
         </w:tc>
@@ -1869,6 +2034,132 @@
       </w:r>
     </w:p>
     <w:p>
+      <w:pPr>
+        <w:spacing w:after="60" w:before="0" w:line="276"/>
+        <w:jc w:val="left"/>
+      </w:pPr>
+      <w:r>
+        <w:rPr>
+          <w:rFonts w:ascii="맑은 고딕" w:cs="맑은 고딕" w:eastAsia="맑은 고딕" w:hAnsi="맑은 고딕"/>
+          <w:b/>
+          <w:bCs/>
+          <w:i w:val="false"/>
+          <w:iCs w:val="false"/>
+          <w:color w:val="1F3A5C"/>
+          <w:sz w:val="20"/>
+          <w:szCs w:val="20"/>
+        </w:rPr>
+        <w:t xml:space="preserve">문제의 원인과 해결 순서</w:t>
+      </w:r>
+    </w:p>
+    <w:p>
+      <w:pPr>
+        <w:spacing w:after="100" w:before="0" w:line="276"/>
+        <w:jc w:val="left"/>
+      </w:pPr>
+      <w:r>
+        <w:rPr>
+          <w:rFonts w:ascii="맑은 고딕" w:cs="맑은 고딕" w:eastAsia="맑은 고딕" w:hAnsi="맑은 고딕"/>
+          <w:b w:val="false"/>
+          <w:bCs w:val="false"/>
+          <w:i w:val="false"/>
+          <w:iCs w:val="false"/>
+          <w:color w:val="1F2937"/>
+          <w:sz w:val="20"/>
+          <w:szCs w:val="20"/>
+        </w:rPr>
+        <w:t xml:space="preserve">원인은 두 가지다. 판단 기준이 문서화되지 않은 채 담당자 경험에 있고(담당자 의존), 데이터가 항목별 엑셀로 흩어져 있어(데이터 분산) 합산·계산·보고가 모두 수작업이 된다. 따라서 ① 판단 기준을 룰로 명문화하고 ② 데이터를 한곳에 모은 뒤 ③ 탐지–조치–보고를 자동화하는 순서로 설계했다.</w:t>
+      </w:r>
+    </w:p>
+    <w:p>
+      <w:pPr>
+        <w:spacing w:after="60" w:before="0" w:line="276"/>
+        <w:jc w:val="left"/>
+      </w:pPr>
+      <w:r>
+        <w:rPr>
+          <w:rFonts w:ascii="맑은 고딕" w:cs="맑은 고딕" w:eastAsia="맑은 고딕" w:hAnsi="맑은 고딕"/>
+          <w:b/>
+          <w:bCs/>
+          <w:i w:val="false"/>
+          <w:iCs w:val="false"/>
+          <w:color w:val="1F3A5C"/>
+          <w:sz w:val="20"/>
+          <w:szCs w:val="20"/>
+        </w:rPr>
+        <w:t xml:space="preserve">AI 활용 방법</w:t>
+      </w:r>
+    </w:p>
+    <w:p>
+      <w:pPr>
+        <w:pStyle w:val="ListParagraph"/>
+        <w:numPr>
+          <w:ilvl w:val="0"/>
+          <w:numId w:val="1"/>
+        </w:numPr>
+        <w:spacing w:after="70" w:line="270"/>
+      </w:pPr>
+      <w:r>
+        <w:rPr>
+          <w:rFonts w:ascii="맑은 고딕" w:cs="맑은 고딕" w:eastAsia="맑은 고딕" w:hAnsi="맑은 고딕"/>
+          <w:b w:val="false"/>
+          <w:bCs w:val="false"/>
+          <w:i w:val="false"/>
+          <w:iCs w:val="false"/>
+          <w:color w:val="1F2937"/>
+          <w:sz w:val="20"/>
+          <w:szCs w:val="20"/>
+        </w:rPr>
+        <w:t xml:space="preserve">개발 단계 : 생성형 AI(Claude)와 페어 프로그래밍으로 관리자 판단 기준의 정량화(룰 32개)와 화면·현장 앱 연동을 구현했다. 산출물은 사업3팀이 직접 검수·수정했다.</w:t>
+      </w:r>
+    </w:p>
+    <w:p>
+      <w:pPr>
+        <w:pStyle w:val="ListParagraph"/>
+        <w:numPr>
+          <w:ilvl w:val="0"/>
+          <w:numId w:val="1"/>
+        </w:numPr>
+        <w:spacing w:after="70" w:line="270"/>
+      </w:pPr>
+      <w:r>
+        <w:rPr>
+          <w:rFonts w:ascii="맑은 고딕" w:cs="맑은 고딕" w:eastAsia="맑은 고딕" w:hAnsi="맑은 고딕"/>
+          <w:b w:val="false"/>
+          <w:bCs w:val="false"/>
+          <w:i w:val="false"/>
+          <w:iCs w:val="false"/>
+          <w:color w:val="1F2937"/>
+          <w:sz w:val="20"/>
+          <w:szCs w:val="20"/>
+        </w:rPr>
+        <w:t xml:space="preserve">운영 단계 : 판단은 외부 AI 호출 없이 코드화된 룰 엔진이 수행한다. 같은 입력이면 같은 결과가 나오고, 적용한 기준과 근거 수치를 화면에 함께 표시한다.</w:t>
+      </w:r>
+    </w:p>
+    <w:p>
+      <w:pPr>
+        <w:pStyle w:val="ListParagraph"/>
+        <w:numPr>
+          <w:ilvl w:val="0"/>
+          <w:numId w:val="1"/>
+        </w:numPr>
+        <w:spacing w:after="70" w:line="270"/>
+      </w:pPr>
+      <w:r>
+        <w:rPr>
+          <w:rFonts w:ascii="맑은 고딕" w:cs="맑은 고딕" w:eastAsia="맑은 고딕" w:hAnsi="맑은 고딕"/>
+          <w:b w:val="false"/>
+          <w:bCs w:val="false"/>
+          <w:i w:val="false"/>
+          <w:iCs w:val="false"/>
+          <w:color w:val="1F2937"/>
+          <w:sz w:val="20"/>
+          <w:szCs w:val="20"/>
+        </w:rPr>
+        <w:t xml:space="preserve">자동 생성 : 일일·월마감 보고문, 조치 문안, OPL 교육자료를 현장 데이터로 자동 작성해 수기 작성 시간을 줄인다.</w:t>
+      </w:r>
+    </w:p>
+    <w:p>
       <w:r>
         <w:br w:type="page"/>
       </w:r>
@@ -3108,6 +3399,682 @@
         <w:t xml:space="preserve">자동화 방식 : 일일 운영보고·월마감은 8개 Agent 실데이터를 종합해 ‘관리자 한 줄 + 메신저 보고문’을 자동 생성. 지연오더·부하율은 계획표 엑셀 업로드 시 자동 산출. OPL은 점검 내용 입력 시 교육자료(적발/준수 카드+서명부) 자동 생성.</w:t>
       </w:r>
     </w:p>
+    <w:p>
+      <w:pPr>
+        <w:spacing w:after="60" w:before="0" w:line="276"/>
+        <w:jc w:val="left"/>
+      </w:pPr>
+      <w:r>
+        <w:rPr>
+          <w:rFonts w:ascii="맑은 고딕" w:cs="맑은 고딕" w:eastAsia="맑은 고딕" w:hAnsi="맑은 고딕"/>
+          <w:b/>
+          <w:bCs/>
+          <w:i w:val="false"/>
+          <w:iCs w:val="false"/>
+          <w:color w:val="1F3A5C"/>
+          <w:sz w:val="20"/>
+          <w:szCs w:val="20"/>
+        </w:rPr>
+        <w:t xml:space="preserve">에이전트별 향상 효과</w:t>
+      </w:r>
+    </w:p>
+    <w:p>
+      <w:pPr>
+        <w:spacing w:after="100" w:before="0" w:line="276"/>
+        <w:jc w:val="left"/>
+      </w:pPr>
+      <w:r>
+        <w:rPr>
+          <w:rFonts w:ascii="맑은 고딕" w:cs="맑은 고딕" w:eastAsia="맑은 고딕" w:hAnsi="맑은 고딕"/>
+          <w:b w:val="false"/>
+          <w:bCs w:val="false"/>
+          <w:i w:val="false"/>
+          <w:iCs w:val="false"/>
+          <w:color w:val="1F2937"/>
+          <w:sz w:val="20"/>
+          <w:szCs w:val="20"/>
+        </w:rPr>
+        <w:t xml:space="preserve">8개 Agent별로 적용 전후 변화를 정리했다. 위 월 절감시간 합계(33.6시간)는 이 표의 소요시간 항목을 더한 값이다. 정량 측정치가 없는 Agent(세척·창고)는 수치를 만들어 적지 않고 기능 효과만 기재했다.</w:t>
+      </w:r>
+    </w:p>
+    <w:tbl>
+      <w:tblPr>
+        <w:tblW w:type="dxa" w:w="9020"/>
+        <w:tblBorders>
+          <w:top w:val="single" w:color="D7DEE8" w:sz="4"/>
+          <w:left w:val="single" w:color="D7DEE8" w:sz="4"/>
+          <w:bottom w:val="single" w:color="D7DEE8" w:sz="4"/>
+          <w:right w:val="single" w:color="D7DEE8" w:sz="4"/>
+          <w:insideH w:val="single" w:color="D7DEE8" w:sz="4"/>
+          <w:insideV w:val="single" w:color="D7DEE8" w:sz="4"/>
+        </w:tblBorders>
+      </w:tblPr>
+      <w:tblGrid>
+        <w:gridCol w:w="2000"/>
+        <w:gridCol w:w="7020"/>
+      </w:tblGrid>
+      <w:tr>
+        <w:trPr>
+          <w:tblHeader/>
+        </w:trPr>
+        <w:tc>
+          <w:tcPr>
+            <w:tcW w:type="dxa" w:w="2000"/>
+            <w:shd w:fill="E7EEF7" w:color="auto" w:val="clear"/>
+            <w:tcMar>
+              <w:top w:type="dxa" w:w="55"/>
+              <w:left w:type="dxa" w:w="90"/>
+              <w:bottom w:type="dxa" w:w="55"/>
+              <w:right w:type="dxa" w:w="90"/>
+            </w:tcMar>
+            <w:vAlign w:val="center"/>
+          </w:tcPr>
+          <w:p>
+            <w:pPr>
+              <w:spacing w:after="0" w:line="262"/>
+              <w:jc w:val="left"/>
+            </w:pPr>
+            <w:r>
+              <w:rPr>
+                <w:rFonts w:ascii="맑은 고딕" w:cs="맑은 고딕" w:eastAsia="맑은 고딕" w:hAnsi="맑은 고딕"/>
+                <w:b/>
+                <w:bCs/>
+                <w:i w:val="false"/>
+                <w:iCs w:val="false"/>
+                <w:color w:val="1F3A5C"/>
+                <w:sz w:val="19"/>
+                <w:szCs w:val="19"/>
+              </w:rPr>
+              <w:t xml:space="preserve">에이전트</w:t>
+            </w:r>
+          </w:p>
+        </w:tc>
+        <w:tc>
+          <w:tcPr>
+            <w:tcW w:type="dxa" w:w="7020"/>
+            <w:shd w:fill="E7EEF7" w:color="auto" w:val="clear"/>
+            <w:tcMar>
+              <w:top w:type="dxa" w:w="55"/>
+              <w:left w:type="dxa" w:w="90"/>
+              <w:bottom w:type="dxa" w:w="55"/>
+              <w:right w:type="dxa" w:w="90"/>
+            </w:tcMar>
+            <w:vAlign w:val="center"/>
+          </w:tcPr>
+          <w:p>
+            <w:pPr>
+              <w:spacing w:after="0" w:line="262"/>
+              <w:jc w:val="center"/>
+            </w:pPr>
+            <w:r>
+              <w:rPr>
+                <w:rFonts w:ascii="맑은 고딕" w:cs="맑은 고딕" w:eastAsia="맑은 고딕" w:hAnsi="맑은 고딕"/>
+                <w:b/>
+                <w:bCs/>
+                <w:i w:val="false"/>
+                <w:iCs w:val="false"/>
+                <w:color w:val="1F3A5C"/>
+                <w:sz w:val="19"/>
+                <w:szCs w:val="19"/>
+              </w:rPr>
+              <w:t xml:space="preserve">향상 효과 · 근거</w:t>
+            </w:r>
+          </w:p>
+        </w:tc>
+      </w:tr>
+      <w:tr>
+        <w:trPr>
+          <w:tblHeader w:val="false"/>
+        </w:trPr>
+        <w:tc>
+          <w:tcPr>
+            <w:tcW w:type="dxa" w:w="2000"/>
+            <w:shd w:fill="FFFFFF" w:color="auto" w:val="clear"/>
+            <w:tcMar>
+              <w:top w:type="dxa" w:w="55"/>
+              <w:left w:type="dxa" w:w="90"/>
+              <w:bottom w:type="dxa" w:w="55"/>
+              <w:right w:type="dxa" w:w="90"/>
+            </w:tcMar>
+            <w:vAlign w:val="center"/>
+          </w:tcPr>
+          <w:p>
+            <w:pPr>
+              <w:spacing w:after="0" w:line="262"/>
+              <w:jc w:val="left"/>
+            </w:pPr>
+            <w:r>
+              <w:rPr>
+                <w:rFonts w:ascii="맑은 고딕" w:cs="맑은 고딕" w:eastAsia="맑은 고딕" w:hAnsi="맑은 고딕"/>
+                <w:b w:val="false"/>
+                <w:bCs w:val="false"/>
+                <w:i w:val="false"/>
+                <w:iCs w:val="false"/>
+                <w:color w:val="1F2937"/>
+                <w:sz w:val="19"/>
+                <w:szCs w:val="19"/>
+              </w:rPr>
+              <w:t xml:space="preserve">생산·계획</w:t>
+            </w:r>
+          </w:p>
+        </w:tc>
+        <w:tc>
+          <w:tcPr>
+            <w:tcW w:type="dxa" w:w="7020"/>
+            <w:shd w:fill="FFFFFF" w:color="auto" w:val="clear"/>
+            <w:tcMar>
+              <w:top w:type="dxa" w:w="55"/>
+              <w:left w:type="dxa" w:w="90"/>
+              <w:bottom w:type="dxa" w:w="55"/>
+              <w:right w:type="dxa" w:w="90"/>
+            </w:tcMar>
+            <w:vAlign w:val="center"/>
+          </w:tcPr>
+          <w:p>
+            <w:pPr>
+              <w:spacing w:after="0" w:line="262"/>
+              <w:jc w:val="center"/>
+            </w:pPr>
+            <w:r>
+              <w:rPr>
+                <w:rFonts w:ascii="맑은 고딕" w:cs="맑은 고딕" w:eastAsia="맑은 고딕" w:hAnsi="맑은 고딕"/>
+                <w:b w:val="false"/>
+                <w:bCs w:val="false"/>
+                <w:i w:val="false"/>
+                <w:iCs w:val="false"/>
+                <w:color w:val="1F2937"/>
+                <w:sz w:val="19"/>
+                <w:szCs w:val="19"/>
+              </w:rPr>
+              <w:t xml:space="preserve">지연오더 취합·정리 주 120분 → 5분(▼96%, 월 7.7시간 절감). 주간계획과 실적을 올리면 지연 위험 오더가 발생 전에 경고된다. [근거 : 적용 전·후 소요시간 실측]</w:t>
+            </w:r>
+          </w:p>
+        </w:tc>
+      </w:tr>
+      <w:tr>
+        <w:trPr>
+          <w:tblHeader w:val="false"/>
+        </w:trPr>
+        <w:tc>
+          <w:tcPr>
+            <w:tcW w:type="dxa" w:w="2000"/>
+            <w:shd w:fill="FFFFFF" w:color="auto" w:val="clear"/>
+            <w:tcMar>
+              <w:top w:type="dxa" w:w="55"/>
+              <w:left w:type="dxa" w:w="90"/>
+              <w:bottom w:type="dxa" w:w="55"/>
+              <w:right w:type="dxa" w:w="90"/>
+            </w:tcMar>
+            <w:vAlign w:val="center"/>
+          </w:tcPr>
+          <w:p>
+            <w:pPr>
+              <w:spacing w:after="0" w:line="262"/>
+              <w:jc w:val="left"/>
+            </w:pPr>
+            <w:r>
+              <w:rPr>
+                <w:rFonts w:ascii="맑은 고딕" w:cs="맑은 고딕" w:eastAsia="맑은 고딕" w:hAnsi="맑은 고딕"/>
+                <w:b w:val="false"/>
+                <w:bCs w:val="false"/>
+                <w:i w:val="false"/>
+                <w:iCs w:val="false"/>
+                <w:color w:val="1F2937"/>
+                <w:sz w:val="19"/>
+                <w:szCs w:val="19"/>
+              </w:rPr>
+              <w:t xml:space="preserve">인력</w:t>
+            </w:r>
+          </w:p>
+        </w:tc>
+        <w:tc>
+          <w:tcPr>
+            <w:tcW w:type="dxa" w:w="7020"/>
+            <w:shd w:fill="FFFFFF" w:color="auto" w:val="clear"/>
+            <w:tcMar>
+              <w:top w:type="dxa" w:w="55"/>
+              <w:left w:type="dxa" w:w="90"/>
+              <w:bottom w:type="dxa" w:w="55"/>
+              <w:right w:type="dxa" w:w="90"/>
+            </w:tcMar>
+            <w:vAlign w:val="center"/>
+          </w:tcPr>
+          <w:p>
+            <w:pPr>
+              <w:spacing w:after="0" w:line="262"/>
+              <w:jc w:val="center"/>
+            </w:pPr>
+            <w:r>
+              <w:rPr>
+                <w:rFonts w:ascii="맑은 고딕" w:cs="맑은 고딕" w:eastAsia="맑은 고딕" w:hAnsi="맑은 고딕"/>
+                <w:b w:val="false"/>
+                <w:bCs w:val="false"/>
+                <w:i w:val="false"/>
+                <w:iCs w:val="false"/>
+                <w:color w:val="1F2937"/>
+                <w:sz w:val="19"/>
+                <w:szCs w:val="19"/>
+              </w:rPr>
+              <w:t xml:space="preserve">부하율·필요 T/O 산출 주 30분 → 즉시(월 2.0시간 절감). 부족·여유 그룹을 자동 판정하고 재배치안과 투입 가능 다능공 수를 함께 제시한다. [근거 : 소요시간 실측 · 룰 R-01~05]</w:t>
+            </w:r>
+          </w:p>
+        </w:tc>
+      </w:tr>
+      <w:tr>
+        <w:trPr>
+          <w:tblHeader w:val="false"/>
+        </w:trPr>
+        <w:tc>
+          <w:tcPr>
+            <w:tcW w:type="dxa" w:w="2000"/>
+            <w:shd w:fill="FFFFFF" w:color="auto" w:val="clear"/>
+            <w:tcMar>
+              <w:top w:type="dxa" w:w="55"/>
+              <w:left w:type="dxa" w:w="90"/>
+              <w:bottom w:type="dxa" w:w="55"/>
+              <w:right w:type="dxa" w:w="90"/>
+            </w:tcMar>
+            <w:vAlign w:val="center"/>
+          </w:tcPr>
+          <w:p>
+            <w:pPr>
+              <w:spacing w:after="0" w:line="262"/>
+              <w:jc w:val="left"/>
+            </w:pPr>
+            <w:r>
+              <w:rPr>
+                <w:rFonts w:ascii="맑은 고딕" w:cs="맑은 고딕" w:eastAsia="맑은 고딕" w:hAnsi="맑은 고딕"/>
+                <w:b w:val="false"/>
+                <w:bCs w:val="false"/>
+                <w:i w:val="false"/>
+                <w:iCs w:val="false"/>
+                <w:color w:val="1F2937"/>
+                <w:sz w:val="19"/>
+                <w:szCs w:val="19"/>
+              </w:rPr>
+              <w:t xml:space="preserve">세척</w:t>
+            </w:r>
+          </w:p>
+        </w:tc>
+        <w:tc>
+          <w:tcPr>
+            <w:tcW w:type="dxa" w:w="7020"/>
+            <w:shd w:fill="FFFFFF" w:color="auto" w:val="clear"/>
+            <w:tcMar>
+              <w:top w:type="dxa" w:w="55"/>
+              <w:left w:type="dxa" w:w="90"/>
+              <w:bottom w:type="dxa" w:w="55"/>
+              <w:right w:type="dxa" w:w="90"/>
+            </w:tcMar>
+            <w:vAlign w:val="center"/>
+          </w:tcPr>
+          <w:p>
+            <w:pPr>
+              <w:spacing w:after="0" w:line="262"/>
+              <w:jc w:val="center"/>
+            </w:pPr>
+            <w:r>
+              <w:rPr>
+                <w:rFonts w:ascii="맑은 고딕" w:cs="맑은 고딕" w:eastAsia="맑은 고딕" w:hAnsi="맑은 고딕"/>
+                <w:b w:val="false"/>
+                <w:bCs w:val="false"/>
+                <w:i w:val="false"/>
+                <w:iCs w:val="false"/>
+                <w:color w:val="1F2937"/>
+                <w:sz w:val="19"/>
+                <w:szCs w:val="19"/>
+              </w:rPr>
+              <w:t xml:space="preserve">세척 순번을 경험 판단 대신 점수(전환 40·주기 35·부하 25)로 자동 추천하고, 현장 수정 사유를 룰 보정에 재사용한다. [정량 수치는 이 보고서에 포함하지 않았다]</w:t>
+            </w:r>
+          </w:p>
+        </w:tc>
+      </w:tr>
+      <w:tr>
+        <w:trPr>
+          <w:tblHeader w:val="false"/>
+        </w:trPr>
+        <w:tc>
+          <w:tcPr>
+            <w:tcW w:type="dxa" w:w="2000"/>
+            <w:shd w:fill="FFFFFF" w:color="auto" w:val="clear"/>
+            <w:tcMar>
+              <w:top w:type="dxa" w:w="55"/>
+              <w:left w:type="dxa" w:w="90"/>
+              <w:bottom w:type="dxa" w:w="55"/>
+              <w:right w:type="dxa" w:w="90"/>
+            </w:tcMar>
+            <w:vAlign w:val="center"/>
+          </w:tcPr>
+          <w:p>
+            <w:pPr>
+              <w:spacing w:after="0" w:line="262"/>
+              <w:jc w:val="left"/>
+            </w:pPr>
+            <w:r>
+              <w:rPr>
+                <w:rFonts w:ascii="맑은 고딕" w:cs="맑은 고딕" w:eastAsia="맑은 고딕" w:hAnsi="맑은 고딕"/>
+                <w:b w:val="false"/>
+                <w:bCs w:val="false"/>
+                <w:i w:val="false"/>
+                <w:iCs w:val="false"/>
+                <w:color w:val="1F2937"/>
+                <w:sz w:val="19"/>
+                <w:szCs w:val="19"/>
+              </w:rPr>
+              <w:t xml:space="preserve">창고</w:t>
+            </w:r>
+          </w:p>
+        </w:tc>
+        <w:tc>
+          <w:tcPr>
+            <w:tcW w:type="dxa" w:w="7020"/>
+            <w:shd w:fill="FFFFFF" w:color="auto" w:val="clear"/>
+            <w:tcMar>
+              <w:top w:type="dxa" w:w="55"/>
+              <w:left w:type="dxa" w:w="90"/>
+              <w:bottom w:type="dxa" w:w="55"/>
+              <w:right w:type="dxa" w:w="90"/>
+            </w:tcMar>
+            <w:vAlign w:val="center"/>
+          </w:tcPr>
+          <w:p>
+            <w:pPr>
+              <w:spacing w:after="0" w:line="262"/>
+              <w:jc w:val="center"/>
+            </w:pPr>
+            <w:r>
+              <w:rPr>
+                <w:rFonts w:ascii="맑은 고딕" w:cs="맑은 고딕" w:eastAsia="맑은 고딕" w:hAnsi="맑은 고딕"/>
+                <w:b w:val="false"/>
+                <w:bCs w:val="false"/>
+                <w:i w:val="false"/>
+                <w:iCs w:val="false"/>
+                <w:color w:val="1F2937"/>
+                <w:sz w:val="19"/>
+                <w:szCs w:val="19"/>
+              </w:rPr>
+              <w:t xml:space="preserve">12개 구역의 적치율을 점검일 실측 그대로 판정해 포화 구역·재배치안·보고문을 자동 생성한다(수기 취합 대체). [정량 수치는 이 보고서에 포함하지 않았다]</w:t>
+            </w:r>
+          </w:p>
+        </w:tc>
+      </w:tr>
+      <w:tr>
+        <w:trPr>
+          <w:tblHeader w:val="false"/>
+        </w:trPr>
+        <w:tc>
+          <w:tcPr>
+            <w:tcW w:type="dxa" w:w="2000"/>
+            <w:shd w:fill="FFFFFF" w:color="auto" w:val="clear"/>
+            <w:tcMar>
+              <w:top w:type="dxa" w:w="55"/>
+              <w:left w:type="dxa" w:w="90"/>
+              <w:bottom w:type="dxa" w:w="55"/>
+              <w:right w:type="dxa" w:w="90"/>
+            </w:tcMar>
+            <w:vAlign w:val="center"/>
+          </w:tcPr>
+          <w:p>
+            <w:pPr>
+              <w:spacing w:after="0" w:line="262"/>
+              <w:jc w:val="left"/>
+            </w:pPr>
+            <w:r>
+              <w:rPr>
+                <w:rFonts w:ascii="맑은 고딕" w:cs="맑은 고딕" w:eastAsia="맑은 고딕" w:hAnsi="맑은 고딕"/>
+                <w:b w:val="false"/>
+                <w:bCs w:val="false"/>
+                <w:i w:val="false"/>
+                <w:iCs w:val="false"/>
+                <w:color w:val="1F2937"/>
+                <w:sz w:val="19"/>
+                <w:szCs w:val="19"/>
+              </w:rPr>
+              <w:t xml:space="preserve">간접작업</w:t>
+            </w:r>
+          </w:p>
+        </w:tc>
+        <w:tc>
+          <w:tcPr>
+            <w:tcW w:type="dxa" w:w="7020"/>
+            <w:shd w:fill="FFFFFF" w:color="auto" w:val="clear"/>
+            <w:tcMar>
+              <w:top w:type="dxa" w:w="55"/>
+              <w:left w:type="dxa" w:w="90"/>
+              <w:bottom w:type="dxa" w:w="55"/>
+              <w:right w:type="dxa" w:w="90"/>
+            </w:tcMar>
+            <w:vAlign w:val="center"/>
+          </w:tcPr>
+          <w:p>
+            <w:pPr>
+              <w:spacing w:after="0" w:line="262"/>
+              <w:jc w:val="center"/>
+            </w:pPr>
+            <w:r>
+              <w:rPr>
+                <w:rFonts w:ascii="맑은 고딕" w:cs="맑은 고딕" w:eastAsia="맑은 고딕" w:hAnsi="맑은 고딕"/>
+                <w:b w:val="false"/>
+                <w:bCs w:val="false"/>
+                <w:i w:val="false"/>
+                <w:iCs w:val="false"/>
+                <w:color w:val="1F2937"/>
+                <w:sz w:val="19"/>
+                <w:szCs w:val="19"/>
+              </w:rPr>
+              <w:t xml:space="preserve">인시생산성 누계 +12%(0.33 → 0.37 PLT/MH), 생산성 편차 발견 30일(월마감) → 5초, 공동작업 16건 인원수 자동 분배(수기 정산 0회). [근거 : Cloudflare D1 work_records 22건, 8/7~8/21 실측]</w:t>
+            </w:r>
+          </w:p>
+        </w:tc>
+      </w:tr>
+      <w:tr>
+        <w:trPr>
+          <w:tblHeader w:val="false"/>
+        </w:trPr>
+        <w:tc>
+          <w:tcPr>
+            <w:tcW w:type="dxa" w:w="2000"/>
+            <w:shd w:fill="FFFFFF" w:color="auto" w:val="clear"/>
+            <w:tcMar>
+              <w:top w:type="dxa" w:w="55"/>
+              <w:left w:type="dxa" w:w="90"/>
+              <w:bottom w:type="dxa" w:w="55"/>
+              <w:right w:type="dxa" w:w="90"/>
+            </w:tcMar>
+            <w:vAlign w:val="center"/>
+          </w:tcPr>
+          <w:p>
+            <w:pPr>
+              <w:spacing w:after="0" w:line="262"/>
+              <w:jc w:val="left"/>
+            </w:pPr>
+            <w:r>
+              <w:rPr>
+                <w:rFonts w:ascii="맑은 고딕" w:cs="맑은 고딕" w:eastAsia="맑은 고딕" w:hAnsi="맑은 고딕"/>
+                <w:b w:val="false"/>
+                <w:bCs w:val="false"/>
+                <w:i w:val="false"/>
+                <w:iCs w:val="false"/>
+                <w:color w:val="1F2937"/>
+                <w:sz w:val="19"/>
+                <w:szCs w:val="19"/>
+              </w:rPr>
+              <w:t xml:space="preserve">안전</w:t>
+            </w:r>
+          </w:p>
+        </w:tc>
+        <w:tc>
+          <w:tcPr>
+            <w:tcW w:type="dxa" w:w="7020"/>
+            <w:shd w:fill="FFFFFF" w:color="auto" w:val="clear"/>
+            <w:tcMar>
+              <w:top w:type="dxa" w:w="55"/>
+              <w:left w:type="dxa" w:w="90"/>
+              <w:bottom w:type="dxa" w:w="55"/>
+              <w:right w:type="dxa" w:w="90"/>
+            </w:tcMar>
+            <w:vAlign w:val="center"/>
+          </w:tcPr>
+          <w:p>
+            <w:pPr>
+              <w:spacing w:after="0" w:line="262"/>
+              <w:jc w:val="center"/>
+            </w:pPr>
+            <w:r>
+              <w:rPr>
+                <w:rFonts w:ascii="맑은 고딕" w:cs="맑은 고딕" w:eastAsia="맑은 고딕" w:hAnsi="맑은 고딕"/>
+                <w:b w:val="false"/>
+                <w:bCs w:val="false"/>
+                <w:i w:val="false"/>
+                <w:iCs w:val="false"/>
+                <w:color w:val="1F2937"/>
+                <w:sz w:val="19"/>
+                <w:szCs w:val="19"/>
+              </w:rPr>
+              <w:t xml:space="preserve">TBM 미실시·폭염 위험단계 알림을 수기 → 자동 100%로 전환. [근거 : 젠키퍼·히트워치 점검이력]</w:t>
+            </w:r>
+          </w:p>
+        </w:tc>
+      </w:tr>
+      <w:tr>
+        <w:trPr>
+          <w:tblHeader w:val="false"/>
+        </w:trPr>
+        <w:tc>
+          <w:tcPr>
+            <w:tcW w:type="dxa" w:w="2000"/>
+            <w:shd w:fill="FFFFFF" w:color="auto" w:val="clear"/>
+            <w:tcMar>
+              <w:top w:type="dxa" w:w="55"/>
+              <w:left w:type="dxa" w:w="90"/>
+              <w:bottom w:type="dxa" w:w="55"/>
+              <w:right w:type="dxa" w:w="90"/>
+            </w:tcMar>
+            <w:vAlign w:val="center"/>
+          </w:tcPr>
+          <w:p>
+            <w:pPr>
+              <w:spacing w:after="0" w:line="262"/>
+              <w:jc w:val="left"/>
+            </w:pPr>
+            <w:r>
+              <w:rPr>
+                <w:rFonts w:ascii="맑은 고딕" w:cs="맑은 고딕" w:eastAsia="맑은 고딕" w:hAnsi="맑은 고딕"/>
+                <w:b w:val="false"/>
+                <w:bCs w:val="false"/>
+                <w:i w:val="false"/>
+                <w:iCs w:val="false"/>
+                <w:color w:val="1F2937"/>
+                <w:sz w:val="19"/>
+                <w:szCs w:val="19"/>
+              </w:rPr>
+              <w:t xml:space="preserve">품질</w:t>
+            </w:r>
+          </w:p>
+        </w:tc>
+        <w:tc>
+          <w:tcPr>
+            <w:tcW w:type="dxa" w:w="7020"/>
+            <w:shd w:fill="FFFFFF" w:color="auto" w:val="clear"/>
+            <w:tcMar>
+              <w:top w:type="dxa" w:w="55"/>
+              <w:left w:type="dxa" w:w="90"/>
+              <w:bottom w:type="dxa" w:w="55"/>
+              <w:right w:type="dxa" w:w="90"/>
+            </w:tcMar>
+            <w:vAlign w:val="center"/>
+          </w:tcPr>
+          <w:p>
+            <w:pPr>
+              <w:spacing w:after="0" w:line="262"/>
+              <w:jc w:val="center"/>
+            </w:pPr>
+            <w:r>
+              <w:rPr>
+                <w:rFonts w:ascii="맑은 고딕" w:cs="맑은 고딕" w:eastAsia="맑은 고딕" w:hAnsi="맑은 고딕"/>
+                <w:b w:val="false"/>
+                <w:bCs w:val="false"/>
+                <w:i w:val="false"/>
+                <w:iCs w:val="false"/>
+                <w:color w:val="1F2937"/>
+                <w:sz w:val="19"/>
+                <w:szCs w:val="19"/>
+              </w:rPr>
+              <w:t xml:space="preserve">OPL 교육자료 제작 40분/건 → 5분/건(▼88%, 월 4.7시간 절감). 불량 파레토 상위 원인을 교육 대상으로 자동 선정한다. [근거 : 소요시간 실측]</w:t>
+            </w:r>
+          </w:p>
+        </w:tc>
+      </w:tr>
+      <w:tr>
+        <w:trPr>
+          <w:tblHeader w:val="false"/>
+        </w:trPr>
+        <w:tc>
+          <w:tcPr>
+            <w:tcW w:type="dxa" w:w="2000"/>
+            <w:shd w:fill="FFFFFF" w:color="auto" w:val="clear"/>
+            <w:tcMar>
+              <w:top w:type="dxa" w:w="55"/>
+              <w:left w:type="dxa" w:w="90"/>
+              <w:bottom w:type="dxa" w:w="55"/>
+              <w:right w:type="dxa" w:w="90"/>
+            </w:tcMar>
+            <w:vAlign w:val="center"/>
+          </w:tcPr>
+          <w:p>
+            <w:pPr>
+              <w:spacing w:after="0" w:line="262"/>
+              <w:jc w:val="left"/>
+            </w:pPr>
+            <w:r>
+              <w:rPr>
+                <w:rFonts w:ascii="맑은 고딕" w:cs="맑은 고딕" w:eastAsia="맑은 고딕" w:hAnsi="맑은 고딕"/>
+                <w:b w:val="false"/>
+                <w:bCs w:val="false"/>
+                <w:i w:val="false"/>
+                <w:iCs w:val="false"/>
+                <w:color w:val="1F2937"/>
+                <w:sz w:val="19"/>
+                <w:szCs w:val="19"/>
+              </w:rPr>
+              <w:t xml:space="preserve">분석·보고</w:t>
+            </w:r>
+          </w:p>
+        </w:tc>
+        <w:tc>
+          <w:tcPr>
+            <w:tcW w:type="dxa" w:w="7020"/>
+            <w:shd w:fill="FFFFFF" w:color="auto" w:val="clear"/>
+            <w:tcMar>
+              <w:top w:type="dxa" w:w="55"/>
+              <w:left w:type="dxa" w:w="90"/>
+              <w:bottom w:type="dxa" w:w="55"/>
+              <w:right w:type="dxa" w:w="90"/>
+            </w:tcMar>
+            <w:vAlign w:val="center"/>
+          </w:tcPr>
+          <w:p>
+            <w:pPr>
+              <w:spacing w:after="0" w:line="262"/>
+              <w:jc w:val="center"/>
+            </w:pPr>
+            <w:r>
+              <w:rPr>
+                <w:rFonts w:ascii="맑은 고딕" w:cs="맑은 고딕" w:eastAsia="맑은 고딕" w:hAnsi="맑은 고딕"/>
+                <w:b w:val="false"/>
+                <w:bCs w:val="false"/>
+                <w:i w:val="false"/>
+                <w:iCs w:val="false"/>
+                <w:color w:val="1F2937"/>
+                <w:sz w:val="19"/>
+                <w:szCs w:val="19"/>
+              </w:rPr>
+              <w:t xml:space="preserve">일일 운영보고 60분 → 5분(▼92%, 월 18.3시간), 월마감 보고 60분 → 5분(월 0.9시간 절감). 8개 Agent 실데이터를 종합해 보고문을 자동 작성한다. [근거 : 소요시간 실측]</w:t>
+            </w:r>
+          </w:p>
+        </w:tc>
+      </w:tr>
+    </w:tbl>
     <w:p>
       <w:pPr>
         <w:pStyle w:val="Heading1"/>
@@ -8320,7 +9287,7 @@
           <w:sz w:val="20"/>
           <w:szCs w:val="20"/>
         </w:rPr>
-        <w:t xml:space="preserve">접근 통제 : 비밀번호는 평문을 저장하지 않고 SHA-256 해시로 검증한다. 역할 3단계(현장·관리자·센터)로 메뉴와 데이터 범위를 분리한다.</w:t>
+        <w:t xml:space="preserve">접근 통제 : 플랫폼 본체의 접속 PIN은 평문 없이 SHA-256 해시로 검증하고, 5회 오입력 시 30초간 잠그며, 30분 미사용 시 자동으로 로그아웃한다. 역할 3단계(현장·관리자·센터)로 메뉴와 데이터 범위를 분리한다.</w:t>
       </w:r>
     </w:p>
     <w:p>
@@ -8343,7 +9310,7 @@
           <w:sz w:val="20"/>
           <w:szCs w:val="20"/>
         </w:rPr>
-        <w:t xml:space="preserve">폐쇄망 대응 : 단일 HTML 파일에 라이브러리까지 내장해 외부 CDN 의존이 없다. 인터넷이 끊겨도 기준 데이터로 동작하며, 지금 보는 값이 실측인지 기준값인지를 화면에 함께 표시한다.</w:t>
+        <w:t xml:space="preserve">폐쇄망 대응 : 플랫폼 본체는 단일 HTML 파일에 라이브러리까지 내장해 외부 CDN 없이 동작한다. 인터넷이 끊겨도 기준 데이터로 동작하며, 지금 보는 값이 실측인지 기준값인지를 화면에 함께 표시한다. 일부 현장 앱(세이프티 보이스 관리자·히트워치·인력 T/O 계산기)은 차트·글꼴을 외부에서 불러와, 연결이 끊기면 해당 화면의 표시에만 영향이 있다.</w:t>
       </w:r>
     </w:p>
     <w:p>
@@ -8412,7 +9379,30 @@
           <w:sz w:val="20"/>
           <w:szCs w:val="20"/>
         </w:rPr>
-        <w:t xml:space="preserve">한계 고지 : 생산·품질 영역은 아직 기준 데이터 기반이며 실측 연동 전이다. 성과 수치는 측정 구간과 표본 수를 함께 표기했다.</w:t>
+        <w:t xml:space="preserve">위험 대응 : 외부 연동이 끊기면 마지막 값과 기준값을 유지하고 연결 상태를 표시한다. 업로드한 엑셀 값은 태그 문자를 제거해 화면 삽입(XSS)을 막고, 잘못 올린 기준은 ‘내장값으로 되돌리기’로 복원한다. 판단 오류는 조치 효과 확인과 오탐·미탐 이력으로 보정한다.</w:t>
+      </w:r>
+    </w:p>
+    <w:p>
+      <w:pPr>
+        <w:pStyle w:val="ListParagraph"/>
+        <w:numPr>
+          <w:ilvl w:val="0"/>
+          <w:numId w:val="1"/>
+        </w:numPr>
+        <w:spacing w:after="70" w:line="270"/>
+      </w:pPr>
+      <w:r>
+        <w:rPr>
+          <w:rFonts w:ascii="맑은 고딕" w:cs="맑은 고딕" w:eastAsia="맑은 고딕" w:hAnsi="맑은 고딕"/>
+          <w:b w:val="false"/>
+          <w:bCs w:val="false"/>
+          <w:i w:val="false"/>
+          <w:iCs w:val="false"/>
+          <w:color w:val="1F2937"/>
+          <w:sz w:val="20"/>
+          <w:szCs w:val="20"/>
+        </w:rPr>
+        <w:t xml:space="preserve">한계 고지 : 생산·품질 영역은 아직 기준 데이터 기반이며 실측 연동 전이다. 성과 수치는 측정 구간과 표본 수를 함께 표기했다. 접속 PIN은 업무용 간이 접근 통제(브라우저 내 검증)이며 민감정보는 저장하지 않는다. 현장 앱별 관리자 비밀번호 관리 방식의 통일(해시 전환)은 개선 과제로 둔다.</w:t>
       </w:r>
     </w:p>
     <w:p>
@@ -8429,7 +9419,7 @@
           <w:sz w:val="26"/>
           <w:szCs w:val="26"/>
         </w:rPr>
-        <w:t xml:space="preserve">8. 심사 기준 대응 (적용성·검증·확산)</w:t>
+        <w:t xml:space="preserve">8. 심사 기준 대응 (가~라)</w:t>
       </w:r>
     </w:p>
     <w:tbl>
@@ -8549,7 +9539,7 @@
                 <w:sz w:val="19"/>
                 <w:szCs w:val="19"/>
               </w:rPr>
-              <w:t xml:space="preserve">실제 업무 적용성</w:t>
+              <w:t xml:space="preserve">가. 생산성·성과</w:t>
             </w:r>
           </w:p>
         </w:tc>
@@ -8581,7 +9571,7 @@
                 <w:sz w:val="19"/>
                 <w:szCs w:val="19"/>
               </w:rPr>
-              <w:t xml:space="preserve">현장 272명 규모 실제 도급 운영 데이터 기반. 역할(현장/관리자/센터)별 화면 분리, 엑셀 업로드와 현장 앱 실시간 연동(간접작업 실적·세척실·기상 실황·창고 적치 4종)으로 실사용.</w:t>
+              <w:t xml:space="preserve">반복업무 월 33.6시간 절감, 일일 운영보고 60→5분(▼92%) 등 적용 전·후 소요시간 실측(1·3장, 에이전트별 효과 포함). 룰 등록현황 32개, TBM·폭염 통보 점검이력 100%, 조치율과 효과 확인율의 분리 집계로 성과 근거를 남긴다.</w:t>
             </w:r>
           </w:p>
         </w:tc>
@@ -8593,7 +9583,7 @@
         <w:tc>
           <w:tcPr>
             <w:tcW w:type="dxa" w:w="2000"/>
-            <w:shd w:fill="F5F8FC" w:color="auto" w:val="clear"/>
+            <w:shd w:fill="FFFFFF" w:color="auto" w:val="clear"/>
             <w:tcMar>
               <w:top w:type="dxa" w:w="55"/>
               <w:left w:type="dxa" w:w="90"/>
@@ -8618,39 +9608,39 @@
                 <w:sz w:val="19"/>
                 <w:szCs w:val="19"/>
               </w:rPr>
-              <w:t xml:space="preserve">성과 검증 가능성</w:t>
+              <w:t xml:space="preserve">나. 업무 문제해결</w:t>
             </w:r>
           </w:p>
         </w:tc>
         <w:tc>
           <w:tcPr>
             <w:tcW w:type="dxa" w:w="7020"/>
-            <w:shd w:fill="F5F8FC" w:color="auto" w:val="clear"/>
-            <w:tcMar>
-              <w:top w:type="dxa" w:w="55"/>
-              <w:left w:type="dxa" w:w="90"/>
-              <w:bottom w:type="dxa" w:w="55"/>
-              <w:right w:type="dxa" w:w="90"/>
-            </w:tcMar>
-            <w:vAlign w:val="center"/>
-          </w:tcPr>
-          <w:p>
-            <w:pPr>
-              <w:spacing w:after="0" w:line="262"/>
-              <w:jc w:val="center"/>
-            </w:pPr>
-            <w:r>
-              <w:rPr>
-                <w:rFonts w:ascii="맑은 고딕" w:cs="맑은 고딕" w:eastAsia="맑은 고딕" w:hAnsi="맑은 고딕"/>
-                <w:b w:val="false"/>
-                <w:bCs w:val="false"/>
-                <w:i w:val="false"/>
-                <w:iCs w:val="false"/>
-                <w:color w:val="1F2937"/>
-                <w:sz w:val="19"/>
-                <w:szCs w:val="19"/>
-              </w:rPr>
-              <w:t xml:space="preserve">반복업무 소요시간 적용 전·후 실측(3장), 시스템 로그(재배치·지연오더 인지율), 룰 등록현황(32개), 점검 이력(TBM·폭염 통보 100%)으로 검증.</w:t>
+            <w:shd w:fill="FFFFFF" w:color="auto" w:val="clear"/>
+            <w:tcMar>
+              <w:top w:type="dxa" w:w="55"/>
+              <w:left w:type="dxa" w:w="90"/>
+              <w:bottom w:type="dxa" w:w="55"/>
+              <w:right w:type="dxa" w:w="90"/>
+            </w:tcMar>
+            <w:vAlign w:val="center"/>
+          </w:tcPr>
+          <w:p>
+            <w:pPr>
+              <w:spacing w:after="0" w:line="262"/>
+              <w:jc w:val="center"/>
+            </w:pPr>
+            <w:r>
+              <w:rPr>
+                <w:rFonts w:ascii="맑은 고딕" w:cs="맑은 고딕" w:eastAsia="맑은 고딕" w:hAnsi="맑은 고딕"/>
+                <w:b w:val="false"/>
+                <w:bCs w:val="false"/>
+                <w:i w:val="false"/>
+                <w:iCs w:val="false"/>
+                <w:color w:val="1F2937"/>
+                <w:sz w:val="19"/>
+                <w:szCs w:val="19"/>
+              </w:rPr>
+              <w:t xml:space="preserve">문제와 원인(데이터 분산·수기 보고·담당자 의존)을 2장에 구조화하고, 판단 기준 32개 코드화(5장)와 탐지–조치–보고 자동화(4장)로 해결. 개발은 생성형 AI 페어 프로그래밍, 운영은 재현 가능한 룰 엔진.</w:t>
             </w:r>
           </w:p>
         </w:tc>
@@ -8687,7 +9677,7 @@
                 <w:sz w:val="19"/>
                 <w:szCs w:val="19"/>
               </w:rPr>
-              <w:t xml:space="preserve">확산 가능성</w:t>
+              <w:t xml:space="preserve">다. 보안·윤리준수</w:t>
             </w:r>
           </w:p>
         </w:tc>
@@ -8719,7 +9709,76 @@
                 <w:sz w:val="19"/>
                 <w:szCs w:val="19"/>
               </w:rPr>
-              <w:t xml:space="preserve">다품종 교대 도급 현장의 공통 구조적 문제를 대상으로 설계. 사업장·공정별 모듈 구조 → 제조사업부 타 사업장 순차 확대(단계 계획 7장).</w:t>
+              <w:t xml:space="preserve">외부 AI 모델로 데이터 전송 없음, 수집 개인정보는 작업자 성명뿐, 저작권(오픈소스 라이선스 범위 내 사용·직접 작성 SVG), 판단 근거 화면 표시와 효과 확인·재오픈으로 결과 검수, 연동 단절·입력값 위험 대응(7장).</w:t>
+            </w:r>
+          </w:p>
+        </w:tc>
+      </w:tr>
+      <w:tr>
+        <w:trPr>
+          <w:tblHeader w:val="false"/>
+        </w:trPr>
+        <w:tc>
+          <w:tcPr>
+            <w:tcW w:type="dxa" w:w="2000"/>
+            <w:shd w:fill="FFFFFF" w:color="auto" w:val="clear"/>
+            <w:tcMar>
+              <w:top w:type="dxa" w:w="55"/>
+              <w:left w:type="dxa" w:w="90"/>
+              <w:bottom w:type="dxa" w:w="55"/>
+              <w:right w:type="dxa" w:w="90"/>
+            </w:tcMar>
+            <w:vAlign w:val="center"/>
+          </w:tcPr>
+          <w:p>
+            <w:pPr>
+              <w:spacing w:after="0" w:line="262"/>
+              <w:jc w:val="left"/>
+            </w:pPr>
+            <w:r>
+              <w:rPr>
+                <w:rFonts w:ascii="맑은 고딕" w:cs="맑은 고딕" w:eastAsia="맑은 고딕" w:hAnsi="맑은 고딕"/>
+                <w:b w:val="false"/>
+                <w:bCs w:val="false"/>
+                <w:i w:val="false"/>
+                <w:iCs w:val="false"/>
+                <w:color w:val="1F2937"/>
+                <w:sz w:val="19"/>
+                <w:szCs w:val="19"/>
+              </w:rPr>
+              <w:t xml:space="preserve">라. 적용·지속가능성</w:t>
+            </w:r>
+          </w:p>
+        </w:tc>
+        <w:tc>
+          <w:tcPr>
+            <w:tcW w:type="dxa" w:w="7020"/>
+            <w:shd w:fill="FFFFFF" w:color="auto" w:val="clear"/>
+            <w:tcMar>
+              <w:top w:type="dxa" w:w="55"/>
+              <w:left w:type="dxa" w:w="90"/>
+              <w:bottom w:type="dxa" w:w="55"/>
+              <w:right w:type="dxa" w:w="90"/>
+            </w:tcMar>
+            <w:vAlign w:val="center"/>
+          </w:tcPr>
+          <w:p>
+            <w:pPr>
+              <w:spacing w:after="0" w:line="262"/>
+              <w:jc w:val="center"/>
+            </w:pPr>
+            <w:r>
+              <w:rPr>
+                <w:rFonts w:ascii="맑은 고딕" w:cs="맑은 고딕" w:eastAsia="맑은 고딕" w:hAnsi="맑은 고딕"/>
+                <w:b w:val="false"/>
+                <w:bCs w:val="false"/>
+                <w:i w:val="false"/>
+                <w:iCs w:val="false"/>
+                <w:color w:val="1F2937"/>
+                <w:sz w:val="19"/>
+                <w:szCs w:val="19"/>
+              </w:rPr>
+              <w:t xml:space="preserve">현장 272명 규모 실사용과 현장 앱 실시간 연동 4종(6장), 엑셀 업로드로 기준 갱신·내장값 복원, GitHub 이력·Netlify 자동 배포로 유지관리, 제조사업부 타 사업장 단계 확대(9장).</w:t>
             </w:r>
           </w:p>
         </w:tc>
@@ -9028,7 +10087,7 @@
                 <w:sz w:val="19"/>
                 <w:szCs w:val="19"/>
               </w:rPr>
-              <w:t xml:space="preserve">실적 산출·비교 기능 구현 · 적용 후 실측</w:t>
+              <w:t xml:space="preserve">누계 +12%(0.33 → 0.37 PLT/MH) 달성 · D1 실측 22건</w:t>
             </w:r>
           </w:p>
         </w:tc>
@@ -9802,6 +10861,94 @@
           <w:szCs w:val="20"/>
         </w:rPr>
         <w:t xml:space="preserve">3단계 : 사업장·공정별 모듈로 제조사업부 타 사업장 순차 확대</w:t>
+      </w:r>
+    </w:p>
+    <w:p>
+      <w:pPr>
+        <w:spacing w:after="60" w:before="0" w:line="276"/>
+        <w:jc w:val="left"/>
+      </w:pPr>
+      <w:r>
+        <w:rPr>
+          <w:rFonts w:ascii="맑은 고딕" w:cs="맑은 고딕" w:eastAsia="맑은 고딕" w:hAnsi="맑은 고딕"/>
+          <w:b/>
+          <w:bCs/>
+          <w:i w:val="false"/>
+          <w:iCs w:val="false"/>
+          <w:color w:val="1F3A5C"/>
+          <w:sz w:val="20"/>
+          <w:szCs w:val="20"/>
+        </w:rPr>
+        <w:t xml:space="preserve">지속 운영·유지관리 방안</w:t>
+      </w:r>
+    </w:p>
+    <w:p>
+      <w:pPr>
+        <w:pStyle w:val="ListParagraph"/>
+        <w:numPr>
+          <w:ilvl w:val="0"/>
+          <w:numId w:val="1"/>
+        </w:numPr>
+        <w:spacing w:after="70" w:line="270"/>
+      </w:pPr>
+      <w:r>
+        <w:rPr>
+          <w:rFonts w:ascii="맑은 고딕" w:cs="맑은 고딕" w:eastAsia="맑은 고딕" w:hAnsi="맑은 고딕"/>
+          <w:b w:val="false"/>
+          <w:bCs w:val="false"/>
+          <w:i w:val="false"/>
+          <w:iCs w:val="false"/>
+          <w:color w:val="1F2937"/>
+          <w:sz w:val="20"/>
+          <w:szCs w:val="20"/>
+        </w:rPr>
+        <w:t xml:space="preserve">운영 담당 : 사업3팀이 판단 룰 임계값과 기준 데이터(CAPA·인원) 갱신을 담당한다.</w:t>
+      </w:r>
+    </w:p>
+    <w:p>
+      <w:pPr>
+        <w:pStyle w:val="ListParagraph"/>
+        <w:numPr>
+          <w:ilvl w:val="0"/>
+          <w:numId w:val="1"/>
+        </w:numPr>
+        <w:spacing w:after="70" w:line="270"/>
+      </w:pPr>
+      <w:r>
+        <w:rPr>
+          <w:rFonts w:ascii="맑은 고딕" w:cs="맑은 고딕" w:eastAsia="맑은 고딕" w:hAnsi="맑은 고딕"/>
+          <w:b w:val="false"/>
+          <w:bCs w:val="false"/>
+          <w:i w:val="false"/>
+          <w:iCs w:val="false"/>
+          <w:color w:val="1F2937"/>
+          <w:sz w:val="20"/>
+          <w:szCs w:val="20"/>
+        </w:rPr>
+        <w:t xml:space="preserve">기준 갱신 : CAPA·인원 기준과 주간계획은 엑셀 업로드로 갱신하며(코드 수정 불필요), 잘못 올려도 ‘내장값으로 되돌리기’로 복원한다. 판단 룰 32개는 카탈로그로 데이터화돼 임계값 보정이 한 곳에서 이뤄진다.</w:t>
+      </w:r>
+    </w:p>
+    <w:p>
+      <w:pPr>
+        <w:pStyle w:val="ListParagraph"/>
+        <w:numPr>
+          <w:ilvl w:val="0"/>
+          <w:numId w:val="1"/>
+        </w:numPr>
+        <w:spacing w:after="70" w:line="270"/>
+      </w:pPr>
+      <w:r>
+        <w:rPr>
+          <w:rFonts w:ascii="맑은 고딕" w:cs="맑은 고딕" w:eastAsia="맑은 고딕" w:hAnsi="맑은 고딕"/>
+          <w:b w:val="false"/>
+          <w:bCs w:val="false"/>
+          <w:i w:val="false"/>
+          <w:iCs w:val="false"/>
+          <w:color w:val="1F2937"/>
+          <w:sz w:val="20"/>
+          <w:szCs w:val="20"/>
+        </w:rPr>
+        <w:t xml:space="preserve">배포·이력 : 소스는 GitHub로 이력을 관리하고, main 병합 시 Netlify로 자동 배포된다. 플랫폼은 단일 HTML이라 파일 하나로 백업·복원할 수 있다.</w:t>
       </w:r>
     </w:p>
     <w:p>
